--- a/SkillReviews/2425/ExamSet5/ExamSet5E.docx
+++ b/SkillReviews/2425/ExamSet5/ExamSet5E.docx
@@ -1,6 +1,6 @@
 
 <file path=word/document.xml><?xml version="1.0" encoding="utf-8"?>
-<w:document xmlns:wpc="http://schemas.microsoft.com/office/word/2010/wordprocessingCanvas" xmlns:cx="http://schemas.microsoft.com/office/drawing/2014/chartex" xmlns:cx1="http://schemas.microsoft.com/office/drawing/2015/9/8/chartex" xmlns:cx2="http://schemas.microsoft.com/office/drawing/2015/10/21/chartex" xmlns:cx3="http://schemas.microsoft.com/office/drawing/2016/5/9/chartex" xmlns:cx4="http://schemas.microsoft.com/office/drawing/2016/5/10/chartex" xmlns:cx5="http://schemas.microsoft.com/office/drawing/2016/5/11/chartex" xmlns:cx6="http://schemas.microsoft.com/office/drawing/2016/5/12/chartex" xmlns:cx7="http://schemas.microsoft.com/office/drawing/2016/5/13/chartex" xmlns:cx8="http://schemas.microsoft.com/office/drawing/2016/5/14/chartex" xmlns:mc="http://schemas.openxmlformats.org/markup-compatibility/2006" xmlns:aink="http://schemas.microsoft.com/office/drawing/2016/ink" xmlns:am3d="http://schemas.microsoft.com/office/drawing/2017/model3d" xmlns:o="urn:schemas-microsoft-com:office:office" xmlns:oel="http://schemas.microsoft.com/office/2019/extlst" xmlns:r="http://schemas.openxmlformats.org/officeDocument/2006/relationships" xmlns:m="http://schemas.openxmlformats.org/officeDocument/2006/math" xmlns:v="urn:schemas-microsoft-com:vml" xmlns:wp14="http://schemas.microsoft.com/office/word/2010/wordprocessingDrawing" xmlns:wp="http://schemas.openxmlformats.org/drawingml/2006/wordprocessingDrawing" xmlns:w10="urn:schemas-microsoft-com:office:word" xmlns:w="http://schemas.openxmlformats.org/wordprocessingml/2006/main" xmlns:w14="http://schemas.microsoft.com/office/word/2010/wordml" xmlns:w15="http://schemas.microsoft.com/office/word/2012/wordml" xmlns:w16cex="http://schemas.microsoft.com/office/word/2018/wordml/cex" xmlns:w16cid="http://schemas.microsoft.com/office/word/2016/wordml/cid" xmlns:w16="http://schemas.microsoft.com/office/word/2018/wordml" xmlns:w16sdtdh="http://schemas.microsoft.com/office/word/2020/wordml/sdtdatahash" xmlns:w16se="http://schemas.microsoft.com/office/word/2015/wordml/symex" xmlns:wpg="http://schemas.microsoft.com/office/word/2010/wordprocessingGroup" xmlns:wpi="http://schemas.microsoft.com/office/word/2010/wordprocessingInk" xmlns:wne="http://schemas.microsoft.com/office/word/2006/wordml" xmlns:wps="http://schemas.microsoft.com/office/word/2010/wordprocessingShape" mc:Ignorable="w14 w15 w16se w16cid w16 w16cex w16sdtdh wp14">
+<w:document xmlns:wpc="http://schemas.microsoft.com/office/word/2010/wordprocessingCanvas" xmlns:cx="http://schemas.microsoft.com/office/drawing/2014/chartex" xmlns:cx1="http://schemas.microsoft.com/office/drawing/2015/9/8/chartex" xmlns:cx2="http://schemas.microsoft.com/office/drawing/2015/10/21/chartex" xmlns:cx3="http://schemas.microsoft.com/office/drawing/2016/5/9/chartex" xmlns:cx4="http://schemas.microsoft.com/office/drawing/2016/5/10/chartex" xmlns:cx5="http://schemas.microsoft.com/office/drawing/2016/5/11/chartex" xmlns:cx6="http://schemas.microsoft.com/office/drawing/2016/5/12/chartex" xmlns:cx7="http://schemas.microsoft.com/office/drawing/2016/5/13/chartex" xmlns:cx8="http://schemas.microsoft.com/office/drawing/2016/5/14/chartex" xmlns:mc="http://schemas.openxmlformats.org/markup-compatibility/2006" xmlns:aink="http://schemas.microsoft.com/office/drawing/2016/ink" xmlns:am3d="http://schemas.microsoft.com/office/drawing/2017/model3d" xmlns:o="urn:schemas-microsoft-com:office:office" xmlns:r="http://schemas.openxmlformats.org/officeDocument/2006/relationships" xmlns:m="http://schemas.openxmlformats.org/officeDocument/2006/math" xmlns:v="urn:schemas-microsoft-com:vml" xmlns:wp14="http://schemas.microsoft.com/office/word/2010/wordprocessingDrawing" xmlns:wp="http://schemas.openxmlformats.org/drawingml/2006/wordprocessingDrawing" xmlns:w10="urn:schemas-microsoft-com:office:word" xmlns:w="http://schemas.openxmlformats.org/wordprocessingml/2006/main" xmlns:w14="http://schemas.microsoft.com/office/word/2010/wordml" xmlns:w15="http://schemas.microsoft.com/office/word/2012/wordml" xmlns:w16cex="http://schemas.microsoft.com/office/word/2018/wordml/cex" xmlns:w16cid="http://schemas.microsoft.com/office/word/2016/wordml/cid" xmlns:w16="http://schemas.microsoft.com/office/word/2018/wordml" xmlns:w16se="http://schemas.microsoft.com/office/word/2015/wordml/symex" xmlns:wpg="http://schemas.microsoft.com/office/word/2010/wordprocessingGroup" xmlns:wpi="http://schemas.microsoft.com/office/word/2010/wordprocessingInk" xmlns:wne="http://schemas.microsoft.com/office/word/2006/wordml" xmlns:wps="http://schemas.microsoft.com/office/word/2010/wordprocessingShape" mc:Ignorable="w14 w15 w16se w16cid w16 w16cex wp14">
   <w:background w:color="FFFFFF"/>
   <w:body>
     <w:p/>
@@ -13,8 +13,7 @@
       </w:tblPr>
       <w:tblGrid>
         <w:gridCol w:w="4448"/>
-        <w:gridCol w:w="3127"/>
-        <w:gridCol w:w="1321"/>
+        <w:gridCol w:w="4448"/>
       </w:tblGrid>
       <w:tr>
         <w:trPr>
@@ -23,7 +22,7 @@
         <w:tc>
           <w:tcPr>
             <w:tcW w:w="8896" w:type="dxa"/>
-            <w:gridSpan w:val="3"/>
+            <w:gridSpan w:val="2"/>
             <w:tcBorders>
               <w:top w:val="single" w:sz="4" w:space="0" w:color="000000"/>
               <w:left w:val="single" w:sz="4" w:space="0" w:color="000000"/>
@@ -96,7 +95,6 @@
         <w:tc>
           <w:tcPr>
             <w:tcW w:w="4448" w:type="dxa"/>
-            <w:gridSpan w:val="2"/>
             <w:tcBorders>
               <w:top w:val="single" w:sz="4" w:space="0" w:color="000000"/>
               <w:left w:val="single" w:sz="4" w:space="0" w:color="000000"/>
@@ -266,27 +264,7 @@
                 <w:szCs w:val="20"/>
                 <w:lang w:eastAsia="en-US" w:bidi="ar-SA"/>
               </w:rPr>
-              <w:t xml:space="preserve"> z = </w:t>
-            </w:r>
-            <w:proofErr w:type="spellStart"/>
-            <w:r>
-              <w:rPr>
-                <w:rFonts w:ascii="Consolas" w:hAnsi="Consolas"/>
-                <w:color w:val="000000"/>
-                <w:szCs w:val="20"/>
-                <w:lang w:eastAsia="en-US" w:bidi="ar-SA"/>
-              </w:rPr>
-              <w:t>Math.min</w:t>
-            </w:r>
-            <w:proofErr w:type="spellEnd"/>
-            <w:r>
-              <w:rPr>
-                <w:rFonts w:ascii="Consolas" w:hAnsi="Consolas"/>
-                <w:color w:val="000000"/>
-                <w:szCs w:val="20"/>
-                <w:lang w:eastAsia="en-US" w:bidi="ar-SA"/>
-              </w:rPr>
-              <w:t>(x, y);</w:t>
+              <w:t xml:space="preserve"> z = Math.min(x, y);</w:t>
             </w:r>
           </w:p>
           <w:p>
@@ -302,32 +280,20 @@
                 <w:lang w:eastAsia="en-US" w:bidi="ar-SA"/>
               </w:rPr>
             </w:pPr>
-            <w:proofErr w:type="spellStart"/>
-            <w:r>
-              <w:rPr>
-                <w:rFonts w:ascii="Consolas" w:hAnsi="Consolas"/>
-                <w:color w:val="000000"/>
-                <w:szCs w:val="20"/>
-                <w:lang w:eastAsia="en-US" w:bidi="ar-SA"/>
-              </w:rPr>
-              <w:t>System.out.println</w:t>
-            </w:r>
-            <w:proofErr w:type="spellEnd"/>
-            <w:r>
-              <w:rPr>
-                <w:rFonts w:ascii="Consolas" w:hAnsi="Consolas"/>
-                <w:color w:val="000000"/>
-                <w:szCs w:val="20"/>
-                <w:lang w:eastAsia="en-US" w:bidi="ar-SA"/>
-              </w:rPr>
-              <w:t>(z);</w:t>
+            <w:r>
+              <w:rPr>
+                <w:rFonts w:ascii="Consolas" w:hAnsi="Consolas"/>
+                <w:color w:val="000000"/>
+                <w:szCs w:val="20"/>
+                <w:lang w:eastAsia="en-US" w:bidi="ar-SA"/>
+              </w:rPr>
+              <w:t>System.out.println(z);</w:t>
             </w:r>
           </w:p>
         </w:tc>
         <w:tc>
           <w:tcPr>
             <w:tcW w:w="4448" w:type="dxa"/>
-            <w:gridSpan w:val="2"/>
             <w:tcBorders>
               <w:top w:val="single" w:sz="4" w:space="0" w:color="000000"/>
               <w:left w:val="single" w:sz="4" w:space="0" w:color="000000"/>
@@ -499,29 +465,7 @@
                 <w:szCs w:val="21"/>
                 <w:lang w:eastAsia="en-US" w:bidi="ar-SA"/>
               </w:rPr>
-              <w:t xml:space="preserve"> c = </w:t>
-            </w:r>
-            <w:proofErr w:type="spellStart"/>
-            <w:r>
-              <w:rPr>
-                <w:rFonts w:ascii="Consolas" w:hAnsi="Consolas"/>
-                <w:color w:val="000000"/>
-                <w:sz w:val="21"/>
-                <w:szCs w:val="21"/>
-                <w:lang w:eastAsia="en-US" w:bidi="ar-SA"/>
-              </w:rPr>
-              <w:t>Math.max</w:t>
-            </w:r>
-            <w:proofErr w:type="spellEnd"/>
-            <w:r>
-              <w:rPr>
-                <w:rFonts w:ascii="Consolas" w:hAnsi="Consolas"/>
-                <w:color w:val="000000"/>
-                <w:sz w:val="21"/>
-                <w:szCs w:val="21"/>
-                <w:lang w:eastAsia="en-US" w:bidi="ar-SA"/>
-              </w:rPr>
-              <w:t>(a, b);</w:t>
+              <w:t xml:space="preserve"> c = Math.max(a, b);</w:t>
             </w:r>
           </w:p>
           <w:p>
@@ -533,25 +477,14 @@
                 <w:rFonts w:ascii="Consolas" w:hAnsi="Consolas"/>
               </w:rPr>
             </w:pPr>
-            <w:proofErr w:type="spellStart"/>
-            <w:r>
-              <w:rPr>
-                <w:rFonts w:ascii="Consolas" w:hAnsi="Consolas"/>
-                <w:color w:val="000000"/>
-                <w:szCs w:val="20"/>
-                <w:lang w:eastAsia="en-US" w:bidi="ar-SA"/>
-              </w:rPr>
-              <w:t>System.out.println</w:t>
-            </w:r>
-            <w:proofErr w:type="spellEnd"/>
-            <w:r>
-              <w:rPr>
-                <w:rFonts w:ascii="Consolas" w:hAnsi="Consolas"/>
-                <w:color w:val="000000"/>
-                <w:szCs w:val="20"/>
-                <w:lang w:eastAsia="en-US" w:bidi="ar-SA"/>
-              </w:rPr>
-              <w:t>(</w:t>
+            <w:r>
+              <w:rPr>
+                <w:rFonts w:ascii="Consolas" w:hAnsi="Consolas"/>
+                <w:color w:val="000000"/>
+                <w:szCs w:val="20"/>
+                <w:lang w:eastAsia="en-US" w:bidi="ar-SA"/>
+              </w:rPr>
+              <w:t>System.out.println(</w:t>
             </w:r>
             <w:r>
               <w:rPr>
@@ -576,7 +509,6 @@
         <w:tc>
           <w:tcPr>
             <w:tcW w:w="4448" w:type="dxa"/>
-            <w:gridSpan w:val="2"/>
             <w:tcBorders>
               <w:top w:val="single" w:sz="4" w:space="0" w:color="000000"/>
               <w:left w:val="single" w:sz="4" w:space="0" w:color="000000"/>
@@ -750,27 +682,7 @@
                 <w:szCs w:val="20"/>
                 <w:lang w:eastAsia="en-US" w:bidi="ar-SA"/>
               </w:rPr>
-              <w:t xml:space="preserve"> d = </w:t>
-            </w:r>
-            <w:proofErr w:type="spellStart"/>
-            <w:r>
-              <w:rPr>
-                <w:rFonts w:ascii="Consolas" w:hAnsi="Consolas"/>
-                <w:color w:val="000000"/>
-                <w:szCs w:val="20"/>
-                <w:lang w:eastAsia="en-US" w:bidi="ar-SA"/>
-              </w:rPr>
-              <w:t>Math.pow</w:t>
-            </w:r>
-            <w:proofErr w:type="spellEnd"/>
-            <w:r>
-              <w:rPr>
-                <w:rFonts w:ascii="Consolas" w:hAnsi="Consolas"/>
-                <w:color w:val="000000"/>
-                <w:szCs w:val="20"/>
-                <w:lang w:eastAsia="en-US" w:bidi="ar-SA"/>
-              </w:rPr>
-              <w:t>(x, y);</w:t>
+              <w:t xml:space="preserve"> d = Math.pow(x, y);</w:t>
             </w:r>
           </w:p>
           <w:p>
@@ -786,32 +698,20 @@
                 <w:lang w:eastAsia="en-US" w:bidi="ar-SA"/>
               </w:rPr>
             </w:pPr>
-            <w:proofErr w:type="spellStart"/>
-            <w:r>
-              <w:rPr>
-                <w:rFonts w:ascii="Consolas" w:hAnsi="Consolas"/>
-                <w:color w:val="000000"/>
-                <w:szCs w:val="20"/>
-                <w:lang w:eastAsia="en-US" w:bidi="ar-SA"/>
-              </w:rPr>
-              <w:t>System.out.println</w:t>
-            </w:r>
-            <w:proofErr w:type="spellEnd"/>
-            <w:r>
-              <w:rPr>
-                <w:rFonts w:ascii="Consolas" w:hAnsi="Consolas"/>
-                <w:color w:val="000000"/>
-                <w:szCs w:val="20"/>
-                <w:lang w:eastAsia="en-US" w:bidi="ar-SA"/>
-              </w:rPr>
-              <w:t>(d);</w:t>
+            <w:r>
+              <w:rPr>
+                <w:rFonts w:ascii="Consolas" w:hAnsi="Consolas"/>
+                <w:color w:val="000000"/>
+                <w:szCs w:val="20"/>
+                <w:lang w:eastAsia="en-US" w:bidi="ar-SA"/>
+              </w:rPr>
+              <w:t>System.out.println(d);</w:t>
             </w:r>
           </w:p>
         </w:tc>
         <w:tc>
           <w:tcPr>
             <w:tcW w:w="4448" w:type="dxa"/>
-            <w:gridSpan w:val="2"/>
             <w:tcBorders>
               <w:top w:val="single" w:sz="4" w:space="0" w:color="000000"/>
               <w:left w:val="single" w:sz="4" w:space="0" w:color="000000"/>
@@ -991,27 +891,7 @@
                 <w:szCs w:val="20"/>
                 <w:lang w:eastAsia="en-US" w:bidi="ar-SA"/>
               </w:rPr>
-              <w:t>*</w:t>
-            </w:r>
-            <w:proofErr w:type="spellStart"/>
-            <w:r>
-              <w:rPr>
-                <w:rFonts w:ascii="Consolas" w:hAnsi="Consolas"/>
-                <w:color w:val="000000"/>
-                <w:szCs w:val="20"/>
-                <w:lang w:eastAsia="en-US" w:bidi="ar-SA"/>
-              </w:rPr>
-              <w:t>Math.pow</w:t>
-            </w:r>
-            <w:proofErr w:type="spellEnd"/>
-            <w:r>
-              <w:rPr>
-                <w:rFonts w:ascii="Consolas" w:hAnsi="Consolas"/>
-                <w:color w:val="000000"/>
-                <w:szCs w:val="20"/>
-                <w:lang w:eastAsia="en-US" w:bidi="ar-SA"/>
-              </w:rPr>
-              <w:t>(</w:t>
+              <w:t>*Math.pow(</w:t>
             </w:r>
             <w:r>
               <w:rPr>
@@ -1045,25 +925,14 @@
                 <w:lang w:eastAsia="en-US" w:bidi="ar-SA"/>
               </w:rPr>
             </w:pPr>
-            <w:proofErr w:type="spellStart"/>
-            <w:r>
-              <w:rPr>
-                <w:rFonts w:ascii="Consolas" w:hAnsi="Consolas"/>
-                <w:color w:val="000000"/>
-                <w:szCs w:val="20"/>
-                <w:lang w:eastAsia="en-US" w:bidi="ar-SA"/>
-              </w:rPr>
-              <w:t>System.out.println</w:t>
-            </w:r>
-            <w:proofErr w:type="spellEnd"/>
-            <w:r>
-              <w:rPr>
-                <w:rFonts w:ascii="Consolas" w:hAnsi="Consolas"/>
-                <w:color w:val="000000"/>
-                <w:szCs w:val="20"/>
-                <w:lang w:eastAsia="en-US" w:bidi="ar-SA"/>
-              </w:rPr>
-              <w:t>((</w:t>
+            <w:r>
+              <w:rPr>
+                <w:rFonts w:ascii="Consolas" w:hAnsi="Consolas"/>
+                <w:color w:val="000000"/>
+                <w:szCs w:val="20"/>
+                <w:lang w:eastAsia="en-US" w:bidi="ar-SA"/>
+              </w:rPr>
+              <w:t>System.out.println((</w:t>
             </w:r>
             <w:r>
               <w:rPr>
@@ -1088,7 +957,6 @@
         <w:tc>
           <w:tcPr>
             <w:tcW w:w="4448" w:type="dxa"/>
-            <w:gridSpan w:val="2"/>
             <w:tcBorders>
               <w:top w:val="single" w:sz="4" w:space="0" w:color="000000"/>
               <w:left w:val="single" w:sz="4" w:space="0" w:color="000000"/>
@@ -1152,27 +1020,7 @@
                 <w:szCs w:val="20"/>
                 <w:lang w:eastAsia="en-US" w:bidi="ar-SA"/>
               </w:rPr>
-              <w:t xml:space="preserve"> s = </w:t>
-            </w:r>
-            <w:proofErr w:type="spellStart"/>
-            <w:r>
-              <w:rPr>
-                <w:rFonts w:ascii="Consolas" w:hAnsi="Consolas"/>
-                <w:color w:val="000000"/>
-                <w:szCs w:val="20"/>
-                <w:lang w:eastAsia="en-US" w:bidi="ar-SA"/>
-              </w:rPr>
-              <w:t>Math.sqrt</w:t>
-            </w:r>
-            <w:proofErr w:type="spellEnd"/>
-            <w:r>
-              <w:rPr>
-                <w:rFonts w:ascii="Consolas" w:hAnsi="Consolas"/>
-                <w:color w:val="000000"/>
-                <w:szCs w:val="20"/>
-                <w:lang w:eastAsia="en-US" w:bidi="ar-SA"/>
-              </w:rPr>
-              <w:t>(</w:t>
+              <w:t xml:space="preserve"> s = Math.sqrt(</w:t>
             </w:r>
             <w:r>
               <w:rPr>
@@ -1205,25 +1053,14 @@
                 <w:lang w:eastAsia="en-US" w:bidi="ar-SA"/>
               </w:rPr>
             </w:pPr>
-            <w:proofErr w:type="spellStart"/>
-            <w:r>
-              <w:rPr>
-                <w:rFonts w:ascii="Consolas" w:hAnsi="Consolas"/>
-                <w:color w:val="000000"/>
-                <w:szCs w:val="20"/>
-                <w:lang w:eastAsia="en-US" w:bidi="ar-SA"/>
-              </w:rPr>
-              <w:t>System.out.println</w:t>
-            </w:r>
-            <w:proofErr w:type="spellEnd"/>
-            <w:r>
-              <w:rPr>
-                <w:rFonts w:ascii="Consolas" w:hAnsi="Consolas"/>
-                <w:color w:val="000000"/>
-                <w:szCs w:val="20"/>
-                <w:lang w:eastAsia="en-US" w:bidi="ar-SA"/>
-              </w:rPr>
-              <w:t>(s);</w:t>
+            <w:r>
+              <w:rPr>
+                <w:rFonts w:ascii="Consolas" w:hAnsi="Consolas"/>
+                <w:color w:val="000000"/>
+                <w:szCs w:val="20"/>
+                <w:lang w:eastAsia="en-US" w:bidi="ar-SA"/>
+              </w:rPr>
+              <w:t>System.out.println(s);</w:t>
             </w:r>
           </w:p>
           <w:p>
@@ -1244,7 +1081,6 @@
         <w:tc>
           <w:tcPr>
             <w:tcW w:w="4448" w:type="dxa"/>
-            <w:gridSpan w:val="2"/>
             <w:tcBorders>
               <w:top w:val="single" w:sz="4" w:space="0" w:color="000000"/>
               <w:left w:val="single" w:sz="4" w:space="0" w:color="000000"/>
@@ -1308,27 +1144,7 @@
                 <w:szCs w:val="20"/>
                 <w:lang w:eastAsia="en-US" w:bidi="ar-SA"/>
               </w:rPr>
-              <w:t xml:space="preserve"> c = </w:t>
-            </w:r>
-            <w:proofErr w:type="spellStart"/>
-            <w:r>
-              <w:rPr>
-                <w:rFonts w:ascii="Consolas" w:hAnsi="Consolas"/>
-                <w:color w:val="000000"/>
-                <w:szCs w:val="20"/>
-                <w:lang w:eastAsia="en-US" w:bidi="ar-SA"/>
-              </w:rPr>
-              <w:t>Math.ceil</w:t>
-            </w:r>
-            <w:proofErr w:type="spellEnd"/>
-            <w:r>
-              <w:rPr>
-                <w:rFonts w:ascii="Consolas" w:hAnsi="Consolas"/>
-                <w:color w:val="000000"/>
-                <w:szCs w:val="20"/>
-                <w:lang w:eastAsia="en-US" w:bidi="ar-SA"/>
-              </w:rPr>
-              <w:t>(-</w:t>
+              <w:t xml:space="preserve"> c = Math.ceil(-</w:t>
             </w:r>
             <w:r>
               <w:rPr>
@@ -1361,25 +1177,14 @@
                 <w:lang w:eastAsia="en-US" w:bidi="ar-SA"/>
               </w:rPr>
             </w:pPr>
-            <w:proofErr w:type="spellStart"/>
-            <w:r>
-              <w:rPr>
-                <w:rFonts w:ascii="Consolas" w:hAnsi="Consolas"/>
-                <w:color w:val="000000"/>
-                <w:szCs w:val="20"/>
-                <w:lang w:eastAsia="en-US" w:bidi="ar-SA"/>
-              </w:rPr>
-              <w:t>System.out.println</w:t>
-            </w:r>
-            <w:proofErr w:type="spellEnd"/>
-            <w:r>
-              <w:rPr>
-                <w:rFonts w:ascii="Consolas" w:hAnsi="Consolas"/>
-                <w:color w:val="000000"/>
-                <w:szCs w:val="20"/>
-                <w:lang w:eastAsia="en-US" w:bidi="ar-SA"/>
-              </w:rPr>
-              <w:t>(c);</w:t>
+            <w:r>
+              <w:rPr>
+                <w:rFonts w:ascii="Consolas" w:hAnsi="Consolas"/>
+                <w:color w:val="000000"/>
+                <w:szCs w:val="20"/>
+                <w:lang w:eastAsia="en-US" w:bidi="ar-SA"/>
+              </w:rPr>
+              <w:t>System.out.println(c);</w:t>
             </w:r>
           </w:p>
           <w:p>
@@ -1400,7 +1205,6 @@
         <w:tc>
           <w:tcPr>
             <w:tcW w:w="4448" w:type="dxa"/>
-            <w:gridSpan w:val="2"/>
             <w:tcBorders>
               <w:top w:val="single" w:sz="4" w:space="0" w:color="000000"/>
               <w:left w:val="single" w:sz="4" w:space="0" w:color="000000"/>
@@ -1464,27 +1268,7 @@
                 <w:szCs w:val="20"/>
                 <w:lang w:eastAsia="en-US" w:bidi="ar-SA"/>
               </w:rPr>
-              <w:t xml:space="preserve"> f = </w:t>
-            </w:r>
-            <w:proofErr w:type="spellStart"/>
-            <w:r>
-              <w:rPr>
-                <w:rFonts w:ascii="Consolas" w:hAnsi="Consolas"/>
-                <w:color w:val="000000"/>
-                <w:szCs w:val="20"/>
-                <w:lang w:eastAsia="en-US" w:bidi="ar-SA"/>
-              </w:rPr>
-              <w:t>Math.floor</w:t>
-            </w:r>
-            <w:proofErr w:type="spellEnd"/>
-            <w:r>
-              <w:rPr>
-                <w:rFonts w:ascii="Consolas" w:hAnsi="Consolas"/>
-                <w:color w:val="000000"/>
-                <w:szCs w:val="20"/>
-                <w:lang w:eastAsia="en-US" w:bidi="ar-SA"/>
-              </w:rPr>
-              <w:t>(-</w:t>
+              <w:t xml:space="preserve"> f = Math.floor(-</w:t>
             </w:r>
             <w:r>
               <w:rPr>
@@ -1517,25 +1301,14 @@
                 <w:lang w:eastAsia="en-US" w:bidi="ar-SA"/>
               </w:rPr>
             </w:pPr>
-            <w:proofErr w:type="spellStart"/>
-            <w:r>
-              <w:rPr>
-                <w:rFonts w:ascii="Consolas" w:hAnsi="Consolas"/>
-                <w:color w:val="000000"/>
-                <w:szCs w:val="20"/>
-                <w:lang w:eastAsia="en-US" w:bidi="ar-SA"/>
-              </w:rPr>
-              <w:t>System.out.println</w:t>
-            </w:r>
-            <w:proofErr w:type="spellEnd"/>
-            <w:r>
-              <w:rPr>
-                <w:rFonts w:ascii="Consolas" w:hAnsi="Consolas"/>
-                <w:color w:val="000000"/>
-                <w:szCs w:val="20"/>
-                <w:lang w:eastAsia="en-US" w:bidi="ar-SA"/>
-              </w:rPr>
-              <w:t>(f);</w:t>
+            <w:r>
+              <w:rPr>
+                <w:rFonts w:ascii="Consolas" w:hAnsi="Consolas"/>
+                <w:color w:val="000000"/>
+                <w:szCs w:val="20"/>
+                <w:lang w:eastAsia="en-US" w:bidi="ar-SA"/>
+              </w:rPr>
+              <w:t>System.out.println(f);</w:t>
             </w:r>
           </w:p>
           <w:p>
@@ -1556,7 +1329,6 @@
         <w:tc>
           <w:tcPr>
             <w:tcW w:w="4448" w:type="dxa"/>
-            <w:gridSpan w:val="2"/>
             <w:tcBorders>
               <w:top w:val="single" w:sz="4" w:space="0" w:color="000000"/>
               <w:left w:val="single" w:sz="4" w:space="0" w:color="000000"/>
@@ -1620,27 +1392,7 @@
                 <w:szCs w:val="20"/>
                 <w:lang w:eastAsia="en-US" w:bidi="ar-SA"/>
               </w:rPr>
-              <w:t xml:space="preserve"> r = </w:t>
-            </w:r>
-            <w:proofErr w:type="spellStart"/>
-            <w:r>
-              <w:rPr>
-                <w:rFonts w:ascii="Consolas" w:hAnsi="Consolas"/>
-                <w:color w:val="000000"/>
-                <w:szCs w:val="20"/>
-                <w:lang w:eastAsia="en-US" w:bidi="ar-SA"/>
-              </w:rPr>
-              <w:t>Math.random</w:t>
-            </w:r>
-            <w:proofErr w:type="spellEnd"/>
-            <w:r>
-              <w:rPr>
-                <w:rFonts w:ascii="Consolas" w:hAnsi="Consolas"/>
-                <w:color w:val="000000"/>
-                <w:szCs w:val="20"/>
-                <w:lang w:eastAsia="en-US" w:bidi="ar-SA"/>
-              </w:rPr>
-              <w:t>();</w:t>
+              <w:t xml:space="preserve"> r = Math.random();</w:t>
             </w:r>
           </w:p>
           <w:p>
@@ -1655,25 +1407,14 @@
                 <w:lang w:eastAsia="en-US" w:bidi="ar-SA"/>
               </w:rPr>
             </w:pPr>
-            <w:proofErr w:type="spellStart"/>
-            <w:r>
-              <w:rPr>
-                <w:rFonts w:ascii="Consolas" w:hAnsi="Consolas"/>
-                <w:color w:val="000000"/>
-                <w:szCs w:val="20"/>
-                <w:lang w:eastAsia="en-US" w:bidi="ar-SA"/>
-              </w:rPr>
-              <w:t>System.out.println</w:t>
-            </w:r>
-            <w:proofErr w:type="spellEnd"/>
-            <w:r>
-              <w:rPr>
-                <w:rFonts w:ascii="Consolas" w:hAnsi="Consolas"/>
-                <w:color w:val="000000"/>
-                <w:szCs w:val="20"/>
-                <w:lang w:eastAsia="en-US" w:bidi="ar-SA"/>
-              </w:rPr>
-              <w:t>(r);</w:t>
+            <w:r>
+              <w:rPr>
+                <w:rFonts w:ascii="Consolas" w:hAnsi="Consolas"/>
+                <w:color w:val="000000"/>
+                <w:szCs w:val="20"/>
+                <w:lang w:eastAsia="en-US" w:bidi="ar-SA"/>
+              </w:rPr>
+              <w:t>System.out.println(r);</w:t>
             </w:r>
           </w:p>
           <w:p>
@@ -1693,7 +1434,6 @@
         <w:tc>
           <w:tcPr>
             <w:tcW w:w="4448" w:type="dxa"/>
-            <w:gridSpan w:val="2"/>
             <w:tcBorders>
               <w:top w:val="single" w:sz="4" w:space="0" w:color="000000"/>
               <w:left w:val="single" w:sz="4" w:space="0" w:color="000000"/>
@@ -1757,47 +1497,7 @@
                 <w:szCs w:val="20"/>
                 <w:lang w:eastAsia="en-US" w:bidi="ar-SA"/>
               </w:rPr>
-              <w:t xml:space="preserve"> r = </w:t>
-            </w:r>
-            <w:proofErr w:type="spellStart"/>
-            <w:r>
-              <w:rPr>
-                <w:rFonts w:ascii="Consolas" w:hAnsi="Consolas"/>
-                <w:color w:val="000000"/>
-                <w:szCs w:val="20"/>
-                <w:lang w:eastAsia="en-US" w:bidi="ar-SA"/>
-              </w:rPr>
-              <w:t>Math.ceil</w:t>
-            </w:r>
-            <w:proofErr w:type="spellEnd"/>
-            <w:r>
-              <w:rPr>
-                <w:rFonts w:ascii="Consolas" w:hAnsi="Consolas"/>
-                <w:color w:val="000000"/>
-                <w:szCs w:val="20"/>
-                <w:lang w:eastAsia="en-US" w:bidi="ar-SA"/>
-              </w:rPr>
-              <w:t>(</w:t>
-            </w:r>
-            <w:proofErr w:type="spellStart"/>
-            <w:r>
-              <w:rPr>
-                <w:rFonts w:ascii="Consolas" w:hAnsi="Consolas"/>
-                <w:color w:val="000000"/>
-                <w:szCs w:val="20"/>
-                <w:lang w:eastAsia="en-US" w:bidi="ar-SA"/>
-              </w:rPr>
-              <w:t>Math.random</w:t>
-            </w:r>
-            <w:proofErr w:type="spellEnd"/>
-            <w:r>
-              <w:rPr>
-                <w:rFonts w:ascii="Consolas" w:hAnsi="Consolas"/>
-                <w:color w:val="000000"/>
-                <w:szCs w:val="20"/>
-                <w:lang w:eastAsia="en-US" w:bidi="ar-SA"/>
-              </w:rPr>
-              <w:t>());</w:t>
+              <w:t xml:space="preserve"> r = Math.ceil(Math.random());</w:t>
             </w:r>
           </w:p>
           <w:p>
@@ -1812,25 +1512,14 @@
                 <w:lang w:eastAsia="en-US" w:bidi="ar-SA"/>
               </w:rPr>
             </w:pPr>
-            <w:proofErr w:type="spellStart"/>
-            <w:r>
-              <w:rPr>
-                <w:rFonts w:ascii="Consolas" w:hAnsi="Consolas"/>
-                <w:color w:val="000000"/>
-                <w:szCs w:val="20"/>
-                <w:lang w:eastAsia="en-US" w:bidi="ar-SA"/>
-              </w:rPr>
-              <w:t>System.out.println</w:t>
-            </w:r>
-            <w:proofErr w:type="spellEnd"/>
-            <w:r>
-              <w:rPr>
-                <w:rFonts w:ascii="Consolas" w:hAnsi="Consolas"/>
-                <w:color w:val="000000"/>
-                <w:szCs w:val="20"/>
-                <w:lang w:eastAsia="en-US" w:bidi="ar-SA"/>
-              </w:rPr>
-              <w:t>(r)</w:t>
+            <w:r>
+              <w:rPr>
+                <w:rFonts w:ascii="Consolas" w:hAnsi="Consolas"/>
+                <w:color w:val="000000"/>
+                <w:szCs w:val="20"/>
+                <w:lang w:eastAsia="en-US" w:bidi="ar-SA"/>
+              </w:rPr>
+              <w:t>System.out.println(r)</w:t>
             </w:r>
             <w:r>
               <w:rPr>
@@ -1859,7 +1548,6 @@
         <w:tc>
           <w:tcPr>
             <w:tcW w:w="4448" w:type="dxa"/>
-            <w:gridSpan w:val="2"/>
             <w:tcBorders>
               <w:top w:val="single" w:sz="4" w:space="0" w:color="000000"/>
               <w:left w:val="single" w:sz="4" w:space="0" w:color="000000"/>
@@ -1923,56 +1611,7 @@
                 <w:szCs w:val="20"/>
                 <w:lang w:eastAsia="en-US" w:bidi="ar-SA"/>
               </w:rPr>
-              <w:t xml:space="preserve"> r </w:t>
-            </w:r>
-            <w:r>
-              <w:rPr>
-                <w:rFonts w:ascii="Consolas" w:hAnsi="Consolas"/>
-                <w:color w:val="000000"/>
-                <w:szCs w:val="20"/>
-                <w:lang w:eastAsia="en-US" w:bidi="ar-SA"/>
-              </w:rPr>
-              <w:t xml:space="preserve">= </w:t>
-            </w:r>
-            <w:proofErr w:type="spellStart"/>
-            <w:r>
-              <w:rPr>
-                <w:rFonts w:ascii="Consolas" w:hAnsi="Consolas"/>
-                <w:color w:val="000000"/>
-                <w:szCs w:val="20"/>
-                <w:lang w:eastAsia="en-US" w:bidi="ar-SA"/>
-              </w:rPr>
-              <w:t>Math.floor</w:t>
-            </w:r>
-            <w:proofErr w:type="spellEnd"/>
-            <w:r>
-              <w:rPr>
-                <w:rFonts w:ascii="Consolas" w:hAnsi="Consolas"/>
-                <w:color w:val="000000"/>
-                <w:szCs w:val="20"/>
-                <w:lang w:eastAsia="en-US" w:bidi="ar-SA"/>
-              </w:rPr>
-              <w:t>(</w:t>
-            </w:r>
-            <w:proofErr w:type="spellStart"/>
-            <w:r>
-              <w:rPr>
-                <w:rFonts w:ascii="Consolas" w:hAnsi="Consolas"/>
-                <w:color w:val="000000"/>
-                <w:szCs w:val="20"/>
-                <w:lang w:eastAsia="en-US" w:bidi="ar-SA"/>
-              </w:rPr>
-              <w:t>Math.random</w:t>
-            </w:r>
-            <w:proofErr w:type="spellEnd"/>
-            <w:r>
-              <w:rPr>
-                <w:rFonts w:ascii="Consolas" w:hAnsi="Consolas"/>
-                <w:color w:val="000000"/>
-                <w:szCs w:val="20"/>
-                <w:lang w:eastAsia="en-US" w:bidi="ar-SA"/>
-              </w:rPr>
-              <w:t>()+</w:t>
+              <w:t xml:space="preserve"> r = Math.floor(Math.random()+</w:t>
             </w:r>
             <w:r>
               <w:rPr>
@@ -2005,25 +1644,14 @@
                 <w:lang w:eastAsia="en-US" w:bidi="ar-SA"/>
               </w:rPr>
             </w:pPr>
-            <w:proofErr w:type="spellStart"/>
-            <w:r>
-              <w:rPr>
-                <w:rFonts w:ascii="Consolas" w:hAnsi="Consolas"/>
-                <w:color w:val="000000"/>
-                <w:szCs w:val="20"/>
-                <w:lang w:eastAsia="en-US" w:bidi="ar-SA"/>
-              </w:rPr>
-              <w:t>System.out.println</w:t>
-            </w:r>
-            <w:proofErr w:type="spellEnd"/>
-            <w:r>
-              <w:rPr>
-                <w:rFonts w:ascii="Consolas" w:hAnsi="Consolas"/>
-                <w:color w:val="000000"/>
-                <w:szCs w:val="20"/>
-                <w:lang w:eastAsia="en-US" w:bidi="ar-SA"/>
-              </w:rPr>
-              <w:t>(r);</w:t>
+            <w:r>
+              <w:rPr>
+                <w:rFonts w:ascii="Consolas" w:hAnsi="Consolas"/>
+                <w:color w:val="000000"/>
+                <w:szCs w:val="20"/>
+                <w:lang w:eastAsia="en-US" w:bidi="ar-SA"/>
+              </w:rPr>
+              <w:t>System.out.println(r);</w:t>
             </w:r>
           </w:p>
           <w:p>
@@ -2044,7 +1672,6 @@
         <w:tc>
           <w:tcPr>
             <w:tcW w:w="4448" w:type="dxa"/>
-            <w:gridSpan w:val="2"/>
             <w:tcBorders>
               <w:top w:val="single" w:sz="4" w:space="0" w:color="000000"/>
               <w:left w:val="single" w:sz="4" w:space="0" w:color="000000"/>
@@ -2065,83 +1692,10 @@
           </w:p>
         </w:tc>
       </w:tr>
-      <w:tr>
-        <w:tc>
-          <w:tcPr>
-            <w:tcW w:w="7575" w:type="dxa"/>
-            <w:gridSpan w:val="2"/>
-            <w:tcBorders>
-              <w:left w:val="single" w:sz="4" w:space="0" w:color="000000"/>
-              <w:bottom w:val="single" w:sz="4" w:space="0" w:color="000000"/>
-            </w:tcBorders>
-            <w:shd w:val="clear" w:color="auto" w:fill="auto"/>
-          </w:tcPr>
-          <w:p>
-            <w:pPr>
-              <w:snapToGrid w:val="0"/>
-              <w:rPr>
-                <w:sz w:val="22"/>
-                <w:szCs w:val="20"/>
-              </w:rPr>
-            </w:pPr>
-          </w:p>
-          <w:p>
-            <w:pPr>
-              <w:rPr>
-                <w:sz w:val="22"/>
-                <w:szCs w:val="20"/>
-              </w:rPr>
-            </w:pPr>
-          </w:p>
-        </w:tc>
-        <w:tc>
-          <w:tcPr>
-            <w:tcW w:w="1321" w:type="dxa"/>
-            <w:tcBorders>
-              <w:top w:val="single" w:sz="4" w:space="0" w:color="000000"/>
-              <w:left w:val="single" w:sz="4" w:space="0" w:color="000000"/>
-              <w:bottom w:val="single" w:sz="4" w:space="0" w:color="000000"/>
-              <w:right w:val="single" w:sz="4" w:space="0" w:color="000000"/>
-            </w:tcBorders>
-            <w:shd w:val="clear" w:color="auto" w:fill="auto"/>
-          </w:tcPr>
-          <w:p>
-            <w:pPr>
-              <w:snapToGrid w:val="0"/>
-              <w:rPr>
-                <w:szCs w:val="20"/>
-              </w:rPr>
-            </w:pPr>
-          </w:p>
-          <w:p>
-            <w:r>
-              <w:rPr>
-                <w:szCs w:val="20"/>
-              </w:rPr>
-              <w:t xml:space="preserve">            </w:t>
-            </w:r>
-            <w:r>
-              <w:rPr>
-                <w:szCs w:val="20"/>
-              </w:rPr>
-              <w:t xml:space="preserve">  </w:t>
-            </w:r>
-            <w:r>
-              <w:rPr>
-                <w:szCs w:val="20"/>
-              </w:rPr>
-              <w:t xml:space="preserve">  /</w:t>
-            </w:r>
-            <w:r>
-              <w:rPr>
-                <w:szCs w:val="20"/>
-              </w:rPr>
-              <w:t>10</w:t>
-            </w:r>
-          </w:p>
-        </w:tc>
-      </w:tr>
     </w:tbl>
+    <w:p/>
+    <w:p/>
+    <w:p/>
     <w:p/>
     <w:p/>
     <w:tbl>
@@ -2174,14 +1728,12 @@
               <w:tblLook w:val="04A0" w:firstRow="1" w:lastRow="0" w:firstColumn="1" w:lastColumn="0" w:noHBand="0" w:noVBand="1"/>
             </w:tblPr>
             <w:tblGrid>
-              <w:gridCol w:w="7889"/>
-              <w:gridCol w:w="816"/>
+              <w:gridCol w:w="8705"/>
             </w:tblGrid>
             <w:tr>
               <w:tc>
                 <w:tcPr>
                   <w:tcW w:w="8705" w:type="dxa"/>
-                  <w:gridSpan w:val="2"/>
                 </w:tcPr>
                 <w:p>
                   <w:pPr>
@@ -2206,7 +1758,6 @@
                     </w:rPr>
                     <w:t xml:space="preserve">A </w:t>
                   </w:r>
-                  <w:proofErr w:type="spellStart"/>
                   <w:r>
                     <w:rPr>
                       <w:rFonts w:ascii="Consolas" w:hAnsi="Consolas"/>
@@ -2215,7 +1766,6 @@
                     </w:rPr>
                     <w:t>RandomNumber</w:t>
                   </w:r>
-                  <w:proofErr w:type="spellEnd"/>
                   <w:r>
                     <w:rPr>
                       <w:color w:val="000000"/>
@@ -2322,21 +1872,7 @@
                           <w:rPr>
                             <w:rFonts w:ascii="Consolas" w:hAnsi="Consolas"/>
                           </w:rPr>
-                          <w:t xml:space="preserve">Java </w:t>
-                        </w:r>
-                        <w:proofErr w:type="spellStart"/>
-                        <w:r>
-                          <w:rPr>
-                            <w:rFonts w:ascii="Consolas" w:hAnsi="Consolas"/>
-                          </w:rPr>
-                          <w:t>RandomNumber</w:t>
-                        </w:r>
-                        <w:proofErr w:type="spellEnd"/>
-                        <w:r>
-                          <w:rPr>
-                            <w:rFonts w:ascii="Consolas" w:hAnsi="Consolas"/>
-                          </w:rPr>
-                          <w:t xml:space="preserve"> 10</w:t>
+                          <w:t>Java RandomNumber 10</w:t>
                         </w:r>
                       </w:p>
                     </w:tc>
@@ -2376,21 +1912,7 @@
                           <w:rPr>
                             <w:rFonts w:ascii="Consolas" w:hAnsi="Consolas"/>
                           </w:rPr>
-                          <w:t xml:space="preserve">Java </w:t>
-                        </w:r>
-                        <w:proofErr w:type="spellStart"/>
-                        <w:r>
-                          <w:rPr>
-                            <w:rFonts w:ascii="Consolas" w:hAnsi="Consolas"/>
-                          </w:rPr>
-                          <w:t>RandomNumber</w:t>
-                        </w:r>
-                        <w:proofErr w:type="spellEnd"/>
-                        <w:r>
-                          <w:rPr>
-                            <w:rFonts w:ascii="Consolas" w:hAnsi="Consolas"/>
-                          </w:rPr>
-                          <w:t xml:space="preserve"> 5</w:t>
+                          <w:t>Java RandomNumber 5</w:t>
                         </w:r>
                       </w:p>
                     </w:tc>
@@ -2430,21 +1952,7 @@
                           <w:rPr>
                             <w:rFonts w:ascii="Consolas" w:hAnsi="Consolas"/>
                           </w:rPr>
-                          <w:t xml:space="preserve">Java </w:t>
-                        </w:r>
-                        <w:proofErr w:type="spellStart"/>
-                        <w:r>
-                          <w:rPr>
-                            <w:rFonts w:ascii="Consolas" w:hAnsi="Consolas"/>
-                          </w:rPr>
-                          <w:t>RandomNumber</w:t>
-                        </w:r>
-                        <w:proofErr w:type="spellEnd"/>
-                        <w:r>
-                          <w:rPr>
-                            <w:rFonts w:ascii="Consolas" w:hAnsi="Consolas"/>
-                          </w:rPr>
-                          <w:t xml:space="preserve"> 8</w:t>
+                          <w:t>Java RandomNumber 8</w:t>
                         </w:r>
                       </w:p>
                     </w:tc>
@@ -2484,21 +1992,7 @@
                           <w:rPr>
                             <w:rFonts w:ascii="Consolas" w:hAnsi="Consolas"/>
                           </w:rPr>
-                          <w:t xml:space="preserve">Java </w:t>
-                        </w:r>
-                        <w:proofErr w:type="spellStart"/>
-                        <w:r>
-                          <w:rPr>
-                            <w:rFonts w:ascii="Consolas" w:hAnsi="Consolas"/>
-                          </w:rPr>
-                          <w:t>RandomNumber</w:t>
-                        </w:r>
-                        <w:proofErr w:type="spellEnd"/>
-                        <w:r>
-                          <w:rPr>
-                            <w:rFonts w:ascii="Consolas" w:hAnsi="Consolas"/>
-                          </w:rPr>
-                          <w:t xml:space="preserve"> 11</w:t>
+                          <w:t>Java RandomNumber 11</w:t>
                         </w:r>
                       </w:p>
                     </w:tc>
@@ -2535,14 +2029,12 @@
                   <w:r>
                     <w:t xml:space="preserve">Complete the </w:t>
                   </w:r>
-                  <w:proofErr w:type="spellStart"/>
                   <w:r>
                     <w:rPr>
                       <w:rFonts w:ascii="Consolas" w:hAnsi="Consolas"/>
                     </w:rPr>
                     <w:t>RandomNumber</w:t>
                   </w:r>
-                  <w:proofErr w:type="spellEnd"/>
                   <w:r>
                     <w:t xml:space="preserve"> class below. </w:t>
                   </w:r>
@@ -2553,7 +2045,6 @@
               <w:tc>
                 <w:tcPr>
                   <w:tcW w:w="8705" w:type="dxa"/>
-                  <w:gridSpan w:val="2"/>
                 </w:tcPr>
                 <w:p>
                   <w:pPr>
@@ -2576,23 +2067,7 @@
                       <w:rFonts w:ascii="Consolas" w:eastAsia="Ubuntu" w:hAnsi="Consolas" w:cs="Calibri"/>
                       <w:szCs w:val="20"/>
                     </w:rPr>
-                    <w:t xml:space="preserve">ublic class </w:t>
-                  </w:r>
-                  <w:proofErr w:type="spellStart"/>
-                  <w:r>
-                    <w:rPr>
-                      <w:rFonts w:ascii="Consolas" w:eastAsia="Ubuntu" w:hAnsi="Consolas" w:cs="Calibri"/>
-                      <w:szCs w:val="20"/>
-                    </w:rPr>
-                    <w:t>RandomNumber</w:t>
-                  </w:r>
-                  <w:proofErr w:type="spellEnd"/>
-                  <w:r>
-                    <w:rPr>
-                      <w:rFonts w:ascii="Consolas" w:eastAsia="Ubuntu" w:hAnsi="Consolas" w:cs="Calibri"/>
-                      <w:szCs w:val="20"/>
-                    </w:rPr>
-                    <w:t>{</w:t>
+                    <w:t>ublic class RandomNumber{</w:t>
                   </w:r>
                 </w:p>
                 <w:p>
@@ -2623,23 +2098,7 @@
                       <w:rFonts w:ascii="Consolas" w:eastAsia="Ubuntu" w:hAnsi="Consolas" w:cs="Calibri"/>
                       <w:szCs w:val="20"/>
                     </w:rPr>
-                    <w:t xml:space="preserve">ublic static void main(String </w:t>
-                  </w:r>
-                  <w:proofErr w:type="spellStart"/>
-                  <w:r>
-                    <w:rPr>
-                      <w:rFonts w:ascii="Consolas" w:eastAsia="Ubuntu" w:hAnsi="Consolas" w:cs="Calibri"/>
-                      <w:szCs w:val="20"/>
-                    </w:rPr>
-                    <w:t>args</w:t>
-                  </w:r>
-                  <w:proofErr w:type="spellEnd"/>
-                  <w:r>
-                    <w:rPr>
-                      <w:rFonts w:ascii="Consolas" w:eastAsia="Ubuntu" w:hAnsi="Consolas" w:cs="Calibri"/>
-                      <w:szCs w:val="20"/>
-                    </w:rPr>
-                    <w:t>[]){</w:t>
+                    <w:t>ublic static void main(String args[]){</w:t>
                   </w:r>
                 </w:p>
                 <w:p>
@@ -2670,24 +2129,38 @@
                       <w:rFonts w:ascii="Consolas" w:eastAsia="Ubuntu" w:hAnsi="Consolas" w:cs="Calibri"/>
                       <w:szCs w:val="20"/>
                     </w:rPr>
-                    <w:t xml:space="preserve">nt max = </w:t>
+                    <w:t>nt max = args[0];</w:t>
                   </w:r>
-                  <w:proofErr w:type="spellStart"/>
-                  <w:r>
+                </w:p>
+                <w:p>
+                  <w:pPr>
+                    <w:pStyle w:val="BodyText"/>
+                    <w:spacing w:after="0"/>
                     <w:rPr>
                       <w:rFonts w:ascii="Consolas" w:eastAsia="Ubuntu" w:hAnsi="Consolas" w:cs="Calibri"/>
                       <w:szCs w:val="20"/>
                     </w:rPr>
-                    <w:t>args</w:t>
-                  </w:r>
-                  <w:proofErr w:type="spellEnd"/>
-                  <w:r>
+                  </w:pPr>
+                </w:p>
+                <w:p>
+                  <w:pPr>
+                    <w:pStyle w:val="BodyText"/>
+                    <w:spacing w:after="0"/>
                     <w:rPr>
                       <w:rFonts w:ascii="Consolas" w:eastAsia="Ubuntu" w:hAnsi="Consolas" w:cs="Calibri"/>
                       <w:szCs w:val="20"/>
                     </w:rPr>
-                    <w:t>[0];</w:t>
-                  </w:r>
+                  </w:pPr>
+                </w:p>
+                <w:p>
+                  <w:pPr>
+                    <w:pStyle w:val="BodyText"/>
+                    <w:spacing w:after="0"/>
+                    <w:rPr>
+                      <w:rFonts w:ascii="Consolas" w:eastAsia="Ubuntu" w:hAnsi="Consolas" w:cs="Calibri"/>
+                      <w:szCs w:val="20"/>
+                    </w:rPr>
+                  </w:pPr>
                 </w:p>
                 <w:p>
                   <w:pPr>
@@ -2978,76 +2451,6 @@
                 </w:p>
               </w:tc>
             </w:tr>
-            <w:tr>
-              <w:tc>
-                <w:tcPr>
-                  <w:tcW w:w="7889" w:type="dxa"/>
-                </w:tcPr>
-                <w:p>
-                  <w:pPr>
-                    <w:pStyle w:val="BodyText"/>
-                    <w:spacing w:after="0"/>
-                    <w:rPr>
-                      <w:rFonts w:eastAsia="Ubuntu"/>
-                      <w:szCs w:val="20"/>
-                    </w:rPr>
-                  </w:pPr>
-                </w:p>
-              </w:tc>
-              <w:tc>
-                <w:tcPr>
-                  <w:tcW w:w="816" w:type="dxa"/>
-                </w:tcPr>
-                <w:p>
-                  <w:pPr>
-                    <w:pStyle w:val="BodyText"/>
-                    <w:spacing w:after="0"/>
-                    <w:rPr>
-                      <w:rFonts w:eastAsia="Ubuntu"/>
-                      <w:szCs w:val="20"/>
-                    </w:rPr>
-                  </w:pPr>
-                </w:p>
-                <w:p>
-                  <w:pPr>
-                    <w:pStyle w:val="BodyText"/>
-                    <w:spacing w:after="0"/>
-                    <w:rPr>
-                      <w:rFonts w:eastAsia="Ubuntu"/>
-                      <w:szCs w:val="20"/>
-                    </w:rPr>
-                  </w:pPr>
-                  <w:r>
-                    <w:rPr>
-                      <w:rFonts w:eastAsia="Ubuntu"/>
-                      <w:szCs w:val="20"/>
-                    </w:rPr>
-                    <w:t xml:space="preserve">   </w:t>
-                  </w:r>
-                  <w:r>
-                    <w:rPr>
-                      <w:rFonts w:eastAsia="Ubuntu"/>
-                      <w:szCs w:val="20"/>
-                    </w:rPr>
-                    <w:t xml:space="preserve">   </w:t>
-                  </w:r>
-                  <w:r>
-                    <w:rPr>
-                      <w:rFonts w:eastAsia="Ubuntu"/>
-                      <w:szCs w:val="20"/>
-                    </w:rPr>
-                    <w:t xml:space="preserve"> /</w:t>
-                  </w:r>
-                  <w:r>
-                    <w:rPr>
-                      <w:rFonts w:eastAsia="Ubuntu"/>
-                      <w:szCs w:val="20"/>
-                    </w:rPr>
-                    <w:t>5</w:t>
-                  </w:r>
-                </w:p>
-              </w:tc>
-            </w:tr>
           </w:tbl>
           <w:p>
             <w:pPr>
@@ -3114,14 +2517,12 @@
                     <w:tblLook w:val="04A0" w:firstRow="1" w:lastRow="0" w:firstColumn="1" w:lastColumn="0" w:noHBand="0" w:noVBand="1"/>
                   </w:tblPr>
                   <w:tblGrid>
-                    <w:gridCol w:w="7838"/>
-                    <w:gridCol w:w="867"/>
+                    <w:gridCol w:w="8705"/>
                   </w:tblGrid>
                   <w:tr>
                     <w:tc>
                       <w:tcPr>
                         <w:tcW w:w="8705" w:type="dxa"/>
-                        <w:gridSpan w:val="2"/>
                       </w:tcPr>
                       <w:p>
                         <w:pPr>
@@ -3136,7 +2537,6 @@
                             <w:color w:val="000000"/>
                             <w:szCs w:val="20"/>
                           </w:rPr>
-                          <w:lastRenderedPageBreak/>
                           <w:t xml:space="preserve">3.  </w:t>
                         </w:r>
                         <w:r>
@@ -3146,7 +2546,6 @@
                           </w:rPr>
                           <w:t xml:space="preserve">A </w:t>
                         </w:r>
-                        <w:proofErr w:type="spellStart"/>
                         <w:r>
                           <w:rPr>
                             <w:rFonts w:ascii="Consolas" w:hAnsi="Consolas"/>
@@ -3155,7 +2554,6 @@
                           </w:rPr>
                           <w:t>BinaryToDecimal</w:t>
                         </w:r>
-                        <w:proofErr w:type="spellEnd"/>
                         <w:r>
                           <w:rPr>
                             <w:color w:val="000000"/>
@@ -3321,19 +2719,11 @@
                                 </w:rPr>
                                 <w:t xml:space="preserve">Java </w:t>
                               </w:r>
-                              <w:proofErr w:type="spellStart"/>
                               <w:r>
                                 <w:rPr>
                                   <w:rFonts w:ascii="Consolas" w:hAnsi="Consolas"/>
                                 </w:rPr>
-                                <w:t>BinaryToDecimal</w:t>
-                              </w:r>
-                              <w:proofErr w:type="spellEnd"/>
-                              <w:r>
-                                <w:rPr>
-                                  <w:rFonts w:ascii="Consolas" w:hAnsi="Consolas"/>
-                                </w:rPr>
-                                <w:t xml:space="preserve"> 011</w:t>
+                                <w:t>BinaryToDecimal 011</w:t>
                               </w:r>
                             </w:p>
                           </w:tc>
@@ -3375,19 +2765,11 @@
                                 </w:rPr>
                                 <w:t xml:space="preserve">Java </w:t>
                               </w:r>
-                              <w:proofErr w:type="spellStart"/>
                               <w:r>
                                 <w:rPr>
                                   <w:rFonts w:ascii="Consolas" w:hAnsi="Consolas"/>
                                 </w:rPr>
-                                <w:t>BinaryToDecimal</w:t>
-                              </w:r>
-                              <w:proofErr w:type="spellEnd"/>
-                              <w:r>
-                                <w:rPr>
-                                  <w:rFonts w:ascii="Consolas" w:hAnsi="Consolas"/>
-                                </w:rPr>
-                                <w:t xml:space="preserve"> 101</w:t>
+                                <w:t>BinaryToDecimal 101</w:t>
                               </w:r>
                             </w:p>
                           </w:tc>
@@ -3429,19 +2811,11 @@
                                 </w:rPr>
                                 <w:t xml:space="preserve">Java </w:t>
                               </w:r>
-                              <w:proofErr w:type="spellStart"/>
                               <w:r>
                                 <w:rPr>
                                   <w:rFonts w:ascii="Consolas" w:hAnsi="Consolas"/>
                                 </w:rPr>
-                                <w:t>BinaryToDecimal</w:t>
-                              </w:r>
-                              <w:proofErr w:type="spellEnd"/>
-                              <w:r>
-                                <w:rPr>
-                                  <w:rFonts w:ascii="Consolas" w:hAnsi="Consolas"/>
-                                </w:rPr>
-                                <w:t xml:space="preserve"> 111</w:t>
+                                <w:t>BinaryToDecimal 111</w:t>
                               </w:r>
                             </w:p>
                           </w:tc>
@@ -3483,14 +2857,12 @@
                                 </w:rPr>
                                 <w:t xml:space="preserve">Java </w:t>
                               </w:r>
-                              <w:proofErr w:type="spellStart"/>
                               <w:r>
                                 <w:rPr>
                                   <w:rFonts w:ascii="Consolas" w:hAnsi="Consolas"/>
                                 </w:rPr>
                                 <w:t>BinaryToDecimal</w:t>
                               </w:r>
-                              <w:proofErr w:type="spellEnd"/>
                               <w:r>
                                 <w:rPr>
                                   <w:rFonts w:ascii="Consolas" w:hAnsi="Consolas"/>
@@ -3560,14 +2932,12 @@
                         <w:r>
                           <w:t xml:space="preserve">Complete the </w:t>
                         </w:r>
-                        <w:proofErr w:type="spellStart"/>
                         <w:r>
                           <w:rPr>
                             <w:rFonts w:ascii="Consolas" w:hAnsi="Consolas"/>
                           </w:rPr>
                           <w:t>BinaryToDecimal</w:t>
                         </w:r>
-                        <w:proofErr w:type="spellEnd"/>
                         <w:r>
                           <w:t xml:space="preserve"> class below. </w:t>
                         </w:r>
@@ -3578,7 +2948,6 @@
                     <w:tc>
                       <w:tcPr>
                         <w:tcW w:w="8705" w:type="dxa"/>
-                        <w:gridSpan w:val="2"/>
                       </w:tcPr>
                       <w:p>
                         <w:pPr>
@@ -3603,7 +2972,6 @@
                           </w:rPr>
                           <w:t xml:space="preserve">ublic class </w:t>
                         </w:r>
-                        <w:proofErr w:type="spellStart"/>
                         <w:r>
                           <w:rPr>
                             <w:rFonts w:ascii="Consolas" w:eastAsia="Ubuntu" w:hAnsi="Consolas" w:cs="Calibri"/>
@@ -3611,7 +2979,6 @@
                           </w:rPr>
                           <w:t>BinaryToDecimal</w:t>
                         </w:r>
-                        <w:proofErr w:type="spellEnd"/>
                         <w:r>
                           <w:rPr>
                             <w:rFonts w:ascii="Consolas" w:eastAsia="Ubuntu" w:hAnsi="Consolas" w:cs="Calibri"/>
@@ -3648,23 +3015,7 @@
                             <w:rFonts w:ascii="Consolas" w:eastAsia="Ubuntu" w:hAnsi="Consolas" w:cs="Calibri"/>
                             <w:szCs w:val="20"/>
                           </w:rPr>
-                          <w:t xml:space="preserve">ublic static void main(String </w:t>
-                        </w:r>
-                        <w:proofErr w:type="spellStart"/>
-                        <w:r>
-                          <w:rPr>
-                            <w:rFonts w:ascii="Consolas" w:eastAsia="Ubuntu" w:hAnsi="Consolas" w:cs="Calibri"/>
-                            <w:szCs w:val="20"/>
-                          </w:rPr>
-                          <w:t>args</w:t>
-                        </w:r>
-                        <w:proofErr w:type="spellEnd"/>
-                        <w:r>
-                          <w:rPr>
-                            <w:rFonts w:ascii="Consolas" w:eastAsia="Ubuntu" w:hAnsi="Consolas" w:cs="Calibri"/>
-                            <w:szCs w:val="20"/>
-                          </w:rPr>
-                          <w:t>[]){</w:t>
+                          <w:t>ublic static void main(String args[]){</w:t>
                         </w:r>
                       </w:p>
                       <w:p>
@@ -3709,23 +3060,7 @@
                             <w:rFonts w:ascii="Consolas" w:eastAsia="Ubuntu" w:hAnsi="Consolas" w:cs="Calibri"/>
                             <w:szCs w:val="20"/>
                           </w:rPr>
-                          <w:t xml:space="preserve"> = </w:t>
-                        </w:r>
-                        <w:proofErr w:type="spellStart"/>
-                        <w:r>
-                          <w:rPr>
-                            <w:rFonts w:ascii="Consolas" w:eastAsia="Ubuntu" w:hAnsi="Consolas" w:cs="Calibri"/>
-                            <w:szCs w:val="20"/>
-                          </w:rPr>
-                          <w:t>args</w:t>
-                        </w:r>
-                        <w:proofErr w:type="spellEnd"/>
-                        <w:r>
-                          <w:rPr>
-                            <w:rFonts w:ascii="Consolas" w:eastAsia="Ubuntu" w:hAnsi="Consolas" w:cs="Calibri"/>
-                            <w:szCs w:val="20"/>
-                          </w:rPr>
-                          <w:t>[0];</w:t>
+                          <w:t xml:space="preserve"> = args[0];</w:t>
                         </w:r>
                       </w:p>
                       <w:p>
@@ -4007,42 +3342,13 @@
                             <w:szCs w:val="20"/>
                           </w:rPr>
                         </w:pPr>
-                        <w:r>
-                          <w:rPr>
-                            <w:rFonts w:ascii="Consolas" w:eastAsia="Ubuntu" w:hAnsi="Consolas" w:cs="Calibri"/>
-                            <w:szCs w:val="20"/>
-                          </w:rPr>
-                          <w:t>}</w:t>
-                        </w:r>
                       </w:p>
-                    </w:tc>
-                  </w:tr>
-                  <w:tr>
-                    <w:tc>
-                      <w:tcPr>
-                        <w:tcW w:w="7838" w:type="dxa"/>
-                      </w:tcPr>
                       <w:p>
                         <w:pPr>
                           <w:pStyle w:val="BodyText"/>
                           <w:spacing w:after="0"/>
                           <w:rPr>
-                            <w:rFonts w:eastAsia="Ubuntu"/>
-                            <w:szCs w:val="20"/>
-                          </w:rPr>
-                        </w:pPr>
-                      </w:p>
-                    </w:tc>
-                    <w:tc>
-                      <w:tcPr>
-                        <w:tcW w:w="867" w:type="dxa"/>
-                      </w:tcPr>
-                      <w:p>
-                        <w:pPr>
-                          <w:pStyle w:val="BodyText"/>
-                          <w:spacing w:after="0"/>
-                          <w:rPr>
-                            <w:rFonts w:eastAsia="Ubuntu"/>
+                            <w:rFonts w:ascii="Consolas" w:eastAsia="Ubuntu" w:hAnsi="Consolas" w:cs="Calibri"/>
                             <w:szCs w:val="20"/>
                           </w:rPr>
                         </w:pPr>
@@ -4052,37 +3358,16 @@
                           <w:pStyle w:val="BodyText"/>
                           <w:spacing w:after="0"/>
                           <w:rPr>
-                            <w:rFonts w:eastAsia="Ubuntu"/>
+                            <w:rFonts w:ascii="Consolas" w:eastAsia="Ubuntu" w:hAnsi="Consolas" w:cs="Calibri"/>
                             <w:szCs w:val="20"/>
                           </w:rPr>
                         </w:pPr>
                         <w:r>
                           <w:rPr>
-                            <w:rFonts w:eastAsia="Ubuntu"/>
+                            <w:rFonts w:ascii="Consolas" w:eastAsia="Ubuntu" w:hAnsi="Consolas" w:cs="Calibri"/>
                             <w:szCs w:val="20"/>
                           </w:rPr>
-                          <w:t xml:space="preserve">  </w:t>
-                        </w:r>
-                        <w:r>
-                          <w:rPr>
-                            <w:rFonts w:eastAsia="Ubuntu"/>
-                            <w:szCs w:val="20"/>
-                          </w:rPr>
-                          <w:t xml:space="preserve">   </w:t>
-                        </w:r>
-                        <w:r>
-                          <w:rPr>
-                            <w:rFonts w:eastAsia="Ubuntu"/>
-                            <w:szCs w:val="20"/>
-                          </w:rPr>
-                          <w:t xml:space="preserve">  /</w:t>
-                        </w:r>
-                        <w:r>
-                          <w:rPr>
-                            <w:rFonts w:eastAsia="Ubuntu"/>
-                            <w:szCs w:val="20"/>
-                          </w:rPr>
-                          <w:t>5</w:t>
+                          <w:t>}</w:t>
                         </w:r>
                       </w:p>
                     </w:tc>
@@ -4162,7 +3447,6 @@
               <w:ind w:left="360" w:hanging="360"/>
             </w:pPr>
             <w:r>
-              <w:lastRenderedPageBreak/>
               <w:t>Method</w:t>
             </w:r>
           </w:p>
@@ -4259,13 +3543,8 @@
               <w:pStyle w:val="ListParagraph"/>
               <w:ind w:left="360" w:hanging="360"/>
             </w:pPr>
-            <w:proofErr w:type="spellStart"/>
-            <w:r>
-              <w:t>Math.abs</w:t>
-            </w:r>
-            <w:proofErr w:type="spellEnd"/>
-            <w:r>
-              <w:t>(x)</w:t>
+            <w:r>
+              <w:t>Math.abs(x)</w:t>
             </w:r>
           </w:p>
         </w:tc>
@@ -4355,13 +3634,8 @@
               <w:pStyle w:val="ListParagraph"/>
               <w:ind w:left="360" w:hanging="360"/>
             </w:pPr>
-            <w:proofErr w:type="spellStart"/>
-            <w:r>
-              <w:t>Math.ceil</w:t>
-            </w:r>
-            <w:proofErr w:type="spellEnd"/>
-            <w:r>
-              <w:t>(x)</w:t>
+            <w:r>
+              <w:t>Math.ceil(x)</w:t>
             </w:r>
           </w:p>
         </w:tc>
@@ -4449,13 +3723,8 @@
               <w:pStyle w:val="ListParagraph"/>
               <w:ind w:left="360" w:hanging="360"/>
             </w:pPr>
-            <w:proofErr w:type="spellStart"/>
-            <w:r>
-              <w:t>Math.floor</w:t>
-            </w:r>
-            <w:proofErr w:type="spellEnd"/>
-            <w:r>
-              <w:t>(x)</w:t>
+            <w:r>
+              <w:t>Math.floor(x)</w:t>
             </w:r>
           </w:p>
         </w:tc>
@@ -4543,21 +3812,8 @@
               <w:pStyle w:val="ListParagraph"/>
               <w:ind w:left="360" w:hanging="360"/>
             </w:pPr>
-            <w:proofErr w:type="spellStart"/>
-            <w:r>
-              <w:t>Math.hypot</w:t>
-            </w:r>
-            <w:proofErr w:type="spellEnd"/>
-            <w:r>
-              <w:t>(</w:t>
-            </w:r>
-            <w:proofErr w:type="spellStart"/>
-            <w:r>
-              <w:t>a,b</w:t>
-            </w:r>
-            <w:proofErr w:type="spellEnd"/>
-            <w:r>
-              <w:t>)</w:t>
+            <w:r>
+              <w:t>Math.hypot(a,b)</w:t>
             </w:r>
           </w:p>
         </w:tc>
@@ -4580,15 +3836,7 @@
               <w:ind w:left="360" w:hanging="360"/>
             </w:pPr>
             <w:r>
-              <w:t xml:space="preserve">double </w:t>
-            </w:r>
-            <w:proofErr w:type="spellStart"/>
-            <w:r>
-              <w:t>hypot</w:t>
-            </w:r>
-            <w:proofErr w:type="spellEnd"/>
-            <w:r>
-              <w:t xml:space="preserve"> (double a, double b)</w:t>
+              <w:t>double hypot (double a, double b)</w:t>
             </w:r>
           </w:p>
         </w:tc>
@@ -4665,21 +3913,8 @@
               <w:pStyle w:val="ListParagraph"/>
               <w:ind w:left="360" w:hanging="360"/>
             </w:pPr>
-            <w:proofErr w:type="spellStart"/>
-            <w:r>
-              <w:t>Math.max</w:t>
-            </w:r>
-            <w:proofErr w:type="spellEnd"/>
-            <w:r>
-              <w:t>(</w:t>
-            </w:r>
-            <w:proofErr w:type="spellStart"/>
-            <w:r>
-              <w:t>a,b</w:t>
-            </w:r>
-            <w:proofErr w:type="spellEnd"/>
-            <w:r>
-              <w:t>)</w:t>
+            <w:r>
+              <w:t>Math.max(a,b)</w:t>
             </w:r>
           </w:p>
         </w:tc>
@@ -4769,21 +4004,8 @@
               <w:pStyle w:val="ListParagraph"/>
               <w:ind w:left="360" w:hanging="360"/>
             </w:pPr>
-            <w:proofErr w:type="spellStart"/>
-            <w:r>
-              <w:t>Math.min</w:t>
-            </w:r>
-            <w:proofErr w:type="spellEnd"/>
-            <w:r>
-              <w:t>(</w:t>
-            </w:r>
-            <w:proofErr w:type="spellStart"/>
-            <w:r>
-              <w:t>a,b</w:t>
-            </w:r>
-            <w:proofErr w:type="spellEnd"/>
-            <w:r>
-              <w:t>)</w:t>
+            <w:r>
+              <w:t>Math.min(a,b)</w:t>
             </w:r>
           </w:p>
         </w:tc>
@@ -4873,11 +4095,9 @@
               <w:pStyle w:val="ListParagraph"/>
               <w:ind w:left="360" w:hanging="360"/>
             </w:pPr>
-            <w:proofErr w:type="spellStart"/>
             <w:r>
               <w:t>Math.PI</w:t>
             </w:r>
-            <w:proofErr w:type="spellEnd"/>
           </w:p>
         </w:tc>
         <w:tc>
@@ -4953,21 +4173,8 @@
               <w:pStyle w:val="ListParagraph"/>
               <w:ind w:left="360" w:hanging="360"/>
             </w:pPr>
-            <w:proofErr w:type="spellStart"/>
-            <w:r>
-              <w:t>Math.pow</w:t>
-            </w:r>
-            <w:proofErr w:type="spellEnd"/>
-            <w:r>
-              <w:t>(</w:t>
-            </w:r>
-            <w:proofErr w:type="spellStart"/>
-            <w:r>
-              <w:t>x,y</w:t>
-            </w:r>
-            <w:proofErr w:type="spellEnd"/>
-            <w:r>
-              <w:t>)</w:t>
+            <w:r>
+              <w:t>Math.pow(x,y)</w:t>
             </w:r>
             <w:r>
               <w:br/>
@@ -5107,13 +4314,8 @@
               <w:pStyle w:val="ListParagraph"/>
               <w:ind w:left="360" w:hanging="360"/>
             </w:pPr>
-            <w:proofErr w:type="spellStart"/>
-            <w:r>
-              <w:t>Math.random</w:t>
-            </w:r>
-            <w:proofErr w:type="spellEnd"/>
-            <w:r>
-              <w:t>(x)</w:t>
+            <w:r>
+              <w:t>Math.random(x)</w:t>
             </w:r>
             <w:r>
               <w:br/>
@@ -5210,13 +4412,8 @@
               <w:pStyle w:val="ListParagraph"/>
               <w:ind w:left="360" w:hanging="360"/>
             </w:pPr>
-            <w:proofErr w:type="spellStart"/>
-            <w:r>
-              <w:t>Math.round</w:t>
-            </w:r>
-            <w:proofErr w:type="spellEnd"/>
-            <w:r>
-              <w:t>(x)</w:t>
+            <w:r>
+              <w:t>Math.round(x)</w:t>
             </w:r>
           </w:p>
         </w:tc>
@@ -5286,13 +4483,8 @@
               <w:pStyle w:val="ListParagraph"/>
               <w:ind w:left="360" w:hanging="360"/>
             </w:pPr>
-            <w:proofErr w:type="spellStart"/>
-            <w:r>
-              <w:t>Math.sqrt</w:t>
-            </w:r>
-            <w:proofErr w:type="spellEnd"/>
-            <w:r>
-              <w:t>(x)</w:t>
+            <w:r>
+              <w:t>Math.sqrt(x)</w:t>
             </w:r>
           </w:p>
         </w:tc>
@@ -5408,13 +4600,8 @@
               <w:pStyle w:val="ListParagraph"/>
               <w:ind w:left="360" w:hanging="360"/>
             </w:pPr>
-            <w:proofErr w:type="spellStart"/>
-            <w:r>
-              <w:t>Math.exp</w:t>
-            </w:r>
-            <w:proofErr w:type="spellEnd"/>
-            <w:r>
-              <w:t>(x)</w:t>
+            <w:r>
+              <w:t>Math.exp(x)</w:t>
             </w:r>
           </w:p>
         </w:tc>
@@ -5462,7 +4649,6 @@
             <w:r>
               <w:t>returns </w:t>
             </w:r>
-            <w:proofErr w:type="spellStart"/>
             <w:r>
               <w:rPr>
                 <w:i/>
@@ -5470,7 +4656,6 @@
               </w:rPr>
               <w:t>e</w:t>
             </w:r>
-            <w:proofErr w:type="spellEnd"/>
             <w:r>
               <w:t> raised to the power of </w:t>
             </w:r>
@@ -5484,7 +4669,6 @@
             <w:r>
               <w:t> where </w:t>
             </w:r>
-            <w:proofErr w:type="spellStart"/>
             <w:r>
               <w:rPr>
                 <w:i/>
@@ -5492,7 +4676,6 @@
               </w:rPr>
               <w:t>e</w:t>
             </w:r>
-            <w:proofErr w:type="spellEnd"/>
             <w:r>
               <w:t> is Euler's </w:t>
             </w:r>
@@ -5733,13 +4916,8 @@
               <w:pStyle w:val="ListParagraph"/>
               <w:ind w:left="360" w:hanging="360"/>
             </w:pPr>
-            <w:proofErr w:type="spellStart"/>
-            <w:r>
-              <w:t>Math.cos</w:t>
-            </w:r>
-            <w:proofErr w:type="spellEnd"/>
-            <w:r>
-              <w:t>(x)</w:t>
+            <w:r>
+              <w:t>Math.cos(x)</w:t>
             </w:r>
           </w:p>
         </w:tc>
@@ -5819,13 +4997,8 @@
               <w:pStyle w:val="ListParagraph"/>
               <w:ind w:left="360" w:hanging="360"/>
             </w:pPr>
-            <w:proofErr w:type="spellStart"/>
-            <w:r>
-              <w:t>Math.sin</w:t>
-            </w:r>
-            <w:proofErr w:type="spellEnd"/>
-            <w:r>
-              <w:t>(x)</w:t>
+            <w:r>
+              <w:t>Math.sin(x)</w:t>
             </w:r>
           </w:p>
         </w:tc>
@@ -5905,14 +5078,9 @@
               <w:pStyle w:val="ListParagraph"/>
               <w:ind w:left="360" w:hanging="360"/>
             </w:pPr>
-            <w:proofErr w:type="spellStart"/>
             <w:r>
               <w:lastRenderedPageBreak/>
-              <w:t>Math.tan</w:t>
-            </w:r>
-            <w:proofErr w:type="spellEnd"/>
-            <w:r>
-              <w:t>(x)</w:t>
+              <w:t>Math.tan(x)</w:t>
             </w:r>
           </w:p>
         </w:tc>
@@ -5992,13 +5160,8 @@
               <w:pStyle w:val="ListParagraph"/>
               <w:ind w:left="360" w:hanging="360"/>
             </w:pPr>
-            <w:proofErr w:type="spellStart"/>
-            <w:r>
-              <w:t>Math.acos</w:t>
-            </w:r>
-            <w:proofErr w:type="spellEnd"/>
-            <w:r>
-              <w:t>(x)</w:t>
+            <w:r>
+              <w:t>Math.acos(x)</w:t>
             </w:r>
           </w:p>
         </w:tc>
@@ -6021,15 +5184,7 @@
               <w:ind w:left="360" w:hanging="360"/>
             </w:pPr>
             <w:r>
-              <w:t xml:space="preserve">double </w:t>
-            </w:r>
-            <w:proofErr w:type="spellStart"/>
-            <w:r>
-              <w:t>acos</w:t>
-            </w:r>
-            <w:proofErr w:type="spellEnd"/>
-            <w:r>
-              <w:t xml:space="preserve"> (double x)</w:t>
+              <w:t>double acos (double x)</w:t>
             </w:r>
             <w:r>
               <w:br/>
@@ -6101,13 +5256,8 @@
               <w:pStyle w:val="ListParagraph"/>
               <w:ind w:left="360" w:hanging="360"/>
             </w:pPr>
-            <w:proofErr w:type="spellStart"/>
-            <w:r>
-              <w:t>Math.asin</w:t>
-            </w:r>
-            <w:proofErr w:type="spellEnd"/>
-            <w:r>
-              <w:t>(x)</w:t>
+            <w:r>
+              <w:t>Math.asin(x)</w:t>
             </w:r>
           </w:p>
         </w:tc>
@@ -6130,15 +5280,7 @@
               <w:ind w:left="360" w:hanging="360"/>
             </w:pPr>
             <w:r>
-              <w:t xml:space="preserve">double </w:t>
-            </w:r>
-            <w:proofErr w:type="spellStart"/>
-            <w:r>
-              <w:t>asin</w:t>
-            </w:r>
-            <w:proofErr w:type="spellEnd"/>
-            <w:r>
-              <w:t xml:space="preserve"> (double x)</w:t>
+              <w:t>double asin (double x)</w:t>
             </w:r>
             <w:r>
               <w:br/>
@@ -6210,13 +5352,8 @@
               <w:pStyle w:val="ListParagraph"/>
               <w:ind w:left="360" w:hanging="360"/>
             </w:pPr>
-            <w:proofErr w:type="spellStart"/>
-            <w:r>
-              <w:t>Math.atan</w:t>
-            </w:r>
-            <w:proofErr w:type="spellEnd"/>
-            <w:r>
-              <w:t>(x)</w:t>
+            <w:r>
+              <w:t>Math.atan(x)</w:t>
             </w:r>
           </w:p>
         </w:tc>
@@ -6239,15 +5376,7 @@
               <w:ind w:left="360" w:hanging="360"/>
             </w:pPr>
             <w:r>
-              <w:t xml:space="preserve">double </w:t>
-            </w:r>
-            <w:proofErr w:type="spellStart"/>
-            <w:r>
-              <w:t>atan</w:t>
-            </w:r>
-            <w:proofErr w:type="spellEnd"/>
-            <w:r>
-              <w:t xml:space="preserve"> (double x)</w:t>
+              <w:t>double atan (double x)</w:t>
             </w:r>
           </w:p>
         </w:tc>
@@ -6316,15 +5445,7 @@
               <w:ind w:left="360" w:hanging="360"/>
             </w:pPr>
             <w:r>
-              <w:t>Math.atan2(</w:t>
-            </w:r>
-            <w:proofErr w:type="spellStart"/>
-            <w:r>
-              <w:t>y,x</w:t>
-            </w:r>
-            <w:proofErr w:type="spellEnd"/>
-            <w:r>
-              <w:t>)</w:t>
+              <w:t>Math.atan2(y,x)</w:t>
             </w:r>
           </w:p>
         </w:tc>
@@ -6414,21 +5535,8 @@
               <w:pStyle w:val="ListParagraph"/>
               <w:ind w:left="360" w:hanging="360"/>
             </w:pPr>
-            <w:proofErr w:type="spellStart"/>
-            <w:r>
-              <w:t>Math.toDegrees</w:t>
-            </w:r>
-            <w:proofErr w:type="spellEnd"/>
-            <w:r>
-              <w:t xml:space="preserve"> (double </w:t>
-            </w:r>
-            <w:proofErr w:type="spellStart"/>
-            <w:r>
-              <w:t>angrad</w:t>
-            </w:r>
-            <w:proofErr w:type="spellEnd"/>
-            <w:r>
-              <w:t>)</w:t>
+            <w:r>
+              <w:t>Math.toDegrees (double angrad)</w:t>
             </w:r>
           </w:p>
         </w:tc>
@@ -6451,15 +5559,7 @@
               <w:ind w:left="360" w:hanging="360"/>
             </w:pPr>
             <w:r>
-              <w:t xml:space="preserve">double </w:t>
-            </w:r>
-            <w:proofErr w:type="spellStart"/>
-            <w:r>
-              <w:t>toDegrees</w:t>
-            </w:r>
-            <w:proofErr w:type="spellEnd"/>
-            <w:r>
-              <w:t xml:space="preserve"> (double a)</w:t>
+              <w:t>double toDegrees (double a)</w:t>
             </w:r>
           </w:p>
         </w:tc>
@@ -6506,21 +5606,8 @@
               <w:pStyle w:val="ListParagraph"/>
               <w:ind w:left="360" w:hanging="360"/>
             </w:pPr>
-            <w:proofErr w:type="spellStart"/>
-            <w:r>
-              <w:t>Math.toRadians</w:t>
-            </w:r>
-            <w:proofErr w:type="spellEnd"/>
-            <w:r>
-              <w:t xml:space="preserve"> (double </w:t>
-            </w:r>
-            <w:proofErr w:type="spellStart"/>
-            <w:r>
-              <w:t>angdeg</w:t>
-            </w:r>
-            <w:proofErr w:type="spellEnd"/>
-            <w:r>
-              <w:t>)</w:t>
+            <w:r>
+              <w:t>Math.toRadians (double angdeg)</w:t>
             </w:r>
           </w:p>
         </w:tc>
@@ -6543,15 +5630,7 @@
               <w:ind w:left="360" w:hanging="360"/>
             </w:pPr>
             <w:r>
-              <w:t xml:space="preserve">double </w:t>
-            </w:r>
-            <w:proofErr w:type="spellStart"/>
-            <w:r>
-              <w:t>toRadians</w:t>
-            </w:r>
-            <w:proofErr w:type="spellEnd"/>
-            <w:r>
-              <w:t xml:space="preserve"> (double a)</w:t>
+              <w:t>double toRadians (double a)</w:t>
             </w:r>
           </w:p>
         </w:tc>
@@ -6587,11 +5666,14 @@
       </w:pPr>
     </w:p>
     <w:sectPr>
-      <w:footerReference w:type="default" r:id="rId8"/>
-      <w:headerReference w:type="first" r:id="rId9"/>
-      <w:footerReference w:type="first" r:id="rId10"/>
+      <w:headerReference w:type="even" r:id="rId8"/>
+      <w:headerReference w:type="default" r:id="rId9"/>
+      <w:footerReference w:type="even" r:id="rId10"/>
+      <w:footerReference w:type="default" r:id="rId11"/>
+      <w:headerReference w:type="first" r:id="rId12"/>
+      <w:footerReference w:type="first" r:id="rId13"/>
       <w:pgSz w:w="12240" w:h="15840"/>
-      <w:pgMar w:top="1440" w:right="1800" w:bottom="1440" w:left="1800" w:header="720" w:footer="720" w:gutter="0"/>
+      <w:pgMar w:top="1440" w:right="1800" w:bottom="1440" w:left="1800" w:header="720" w:footer="192" w:gutter="0"/>
       <w:cols w:space="720"/>
       <w:titlePg/>
       <w:docGrid w:linePitch="360"/>
@@ -6601,7 +5683,7 @@
 </file>
 
 <file path=word/endnotes.xml><?xml version="1.0" encoding="utf-8"?>
-<w:endnotes xmlns:wpc="http://schemas.microsoft.com/office/word/2010/wordprocessingCanvas" xmlns:cx="http://schemas.microsoft.com/office/drawing/2014/chartex" xmlns:cx1="http://schemas.microsoft.com/office/drawing/2015/9/8/chartex" xmlns:cx2="http://schemas.microsoft.com/office/drawing/2015/10/21/chartex" xmlns:cx3="http://schemas.microsoft.com/office/drawing/2016/5/9/chartex" xmlns:cx4="http://schemas.microsoft.com/office/drawing/2016/5/10/chartex" xmlns:cx5="http://schemas.microsoft.com/office/drawing/2016/5/11/chartex" xmlns:cx6="http://schemas.microsoft.com/office/drawing/2016/5/12/chartex" xmlns:cx7="http://schemas.microsoft.com/office/drawing/2016/5/13/chartex" xmlns:cx8="http://schemas.microsoft.com/office/drawing/2016/5/14/chartex" xmlns:mc="http://schemas.openxmlformats.org/markup-compatibility/2006" xmlns:aink="http://schemas.microsoft.com/office/drawing/2016/ink" xmlns:am3d="http://schemas.microsoft.com/office/drawing/2017/model3d" xmlns:o="urn:schemas-microsoft-com:office:office" xmlns:oel="http://schemas.microsoft.com/office/2019/extlst" xmlns:r="http://schemas.openxmlformats.org/officeDocument/2006/relationships" xmlns:m="http://schemas.openxmlformats.org/officeDocument/2006/math" xmlns:v="urn:schemas-microsoft-com:vml" xmlns:wp14="http://schemas.microsoft.com/office/word/2010/wordprocessingDrawing" xmlns:wp="http://schemas.openxmlformats.org/drawingml/2006/wordprocessingDrawing" xmlns:w10="urn:schemas-microsoft-com:office:word" xmlns:w="http://schemas.openxmlformats.org/wordprocessingml/2006/main" xmlns:w14="http://schemas.microsoft.com/office/word/2010/wordml" xmlns:w15="http://schemas.microsoft.com/office/word/2012/wordml" xmlns:w16cex="http://schemas.microsoft.com/office/word/2018/wordml/cex" xmlns:w16cid="http://schemas.microsoft.com/office/word/2016/wordml/cid" xmlns:w16="http://schemas.microsoft.com/office/word/2018/wordml" xmlns:w16sdtdh="http://schemas.microsoft.com/office/word/2020/wordml/sdtdatahash" xmlns:w16se="http://schemas.microsoft.com/office/word/2015/wordml/symex" xmlns:wpg="http://schemas.microsoft.com/office/word/2010/wordprocessingGroup" xmlns:wpi="http://schemas.microsoft.com/office/word/2010/wordprocessingInk" xmlns:wne="http://schemas.microsoft.com/office/word/2006/wordml" xmlns:wps="http://schemas.microsoft.com/office/word/2010/wordprocessingShape" mc:Ignorable="w14 w15 w16se w16cid w16 w16cex w16sdtdh wp14">
+<w:endnotes xmlns:wpc="http://schemas.microsoft.com/office/word/2010/wordprocessingCanvas" xmlns:cx="http://schemas.microsoft.com/office/drawing/2014/chartex" xmlns:cx1="http://schemas.microsoft.com/office/drawing/2015/9/8/chartex" xmlns:cx2="http://schemas.microsoft.com/office/drawing/2015/10/21/chartex" xmlns:cx3="http://schemas.microsoft.com/office/drawing/2016/5/9/chartex" xmlns:cx4="http://schemas.microsoft.com/office/drawing/2016/5/10/chartex" xmlns:cx5="http://schemas.microsoft.com/office/drawing/2016/5/11/chartex" xmlns:cx6="http://schemas.microsoft.com/office/drawing/2016/5/12/chartex" xmlns:cx7="http://schemas.microsoft.com/office/drawing/2016/5/13/chartex" xmlns:cx8="http://schemas.microsoft.com/office/drawing/2016/5/14/chartex" xmlns:mc="http://schemas.openxmlformats.org/markup-compatibility/2006" xmlns:aink="http://schemas.microsoft.com/office/drawing/2016/ink" xmlns:am3d="http://schemas.microsoft.com/office/drawing/2017/model3d" xmlns:o="urn:schemas-microsoft-com:office:office" xmlns:r="http://schemas.openxmlformats.org/officeDocument/2006/relationships" xmlns:m="http://schemas.openxmlformats.org/officeDocument/2006/math" xmlns:v="urn:schemas-microsoft-com:vml" xmlns:wp14="http://schemas.microsoft.com/office/word/2010/wordprocessingDrawing" xmlns:wp="http://schemas.openxmlformats.org/drawingml/2006/wordprocessingDrawing" xmlns:w10="urn:schemas-microsoft-com:office:word" xmlns:w="http://schemas.openxmlformats.org/wordprocessingml/2006/main" xmlns:w14="http://schemas.microsoft.com/office/word/2010/wordml" xmlns:w15="http://schemas.microsoft.com/office/word/2012/wordml" xmlns:w16cex="http://schemas.microsoft.com/office/word/2018/wordml/cex" xmlns:w16cid="http://schemas.microsoft.com/office/word/2016/wordml/cid" xmlns:w16="http://schemas.microsoft.com/office/word/2018/wordml" xmlns:w16se="http://schemas.microsoft.com/office/word/2015/wordml/symex" xmlns:wpg="http://schemas.microsoft.com/office/word/2010/wordprocessingGroup" xmlns:wpi="http://schemas.microsoft.com/office/word/2010/wordprocessingInk" xmlns:wne="http://schemas.microsoft.com/office/word/2006/wordml" xmlns:wps="http://schemas.microsoft.com/office/word/2010/wordprocessingShape" mc:Ignorable="w14 w15 w16se w16cid w16 w16cex wp14">
   <w:endnote w:type="separator" w:id="-1">
     <w:p>
       <w:r>
@@ -6620,79 +5702,194 @@
 </file>
 
 <file path=word/footer1.xml><?xml version="1.0" encoding="utf-8"?>
-<w:ftr xmlns:wpc="http://schemas.microsoft.com/office/word/2010/wordprocessingCanvas" xmlns:cx="http://schemas.microsoft.com/office/drawing/2014/chartex" xmlns:cx1="http://schemas.microsoft.com/office/drawing/2015/9/8/chartex" xmlns:cx2="http://schemas.microsoft.com/office/drawing/2015/10/21/chartex" xmlns:cx3="http://schemas.microsoft.com/office/drawing/2016/5/9/chartex" xmlns:cx4="http://schemas.microsoft.com/office/drawing/2016/5/10/chartex" xmlns:cx5="http://schemas.microsoft.com/office/drawing/2016/5/11/chartex" xmlns:cx6="http://schemas.microsoft.com/office/drawing/2016/5/12/chartex" xmlns:cx7="http://schemas.microsoft.com/office/drawing/2016/5/13/chartex" xmlns:cx8="http://schemas.microsoft.com/office/drawing/2016/5/14/chartex" xmlns:mc="http://schemas.openxmlformats.org/markup-compatibility/2006" xmlns:aink="http://schemas.microsoft.com/office/drawing/2016/ink" xmlns:am3d="http://schemas.microsoft.com/office/drawing/2017/model3d" xmlns:o="urn:schemas-microsoft-com:office:office" xmlns:oel="http://schemas.microsoft.com/office/2019/extlst" xmlns:r="http://schemas.openxmlformats.org/officeDocument/2006/relationships" xmlns:m="http://schemas.openxmlformats.org/officeDocument/2006/math" xmlns:v="urn:schemas-microsoft-com:vml" xmlns:wp14="http://schemas.microsoft.com/office/word/2010/wordprocessingDrawing" xmlns:wp="http://schemas.openxmlformats.org/drawingml/2006/wordprocessingDrawing" xmlns:w10="urn:schemas-microsoft-com:office:word" xmlns:w="http://schemas.openxmlformats.org/wordprocessingml/2006/main" xmlns:w14="http://schemas.microsoft.com/office/word/2010/wordml" xmlns:w15="http://schemas.microsoft.com/office/word/2012/wordml" xmlns:w16cex="http://schemas.microsoft.com/office/word/2018/wordml/cex" xmlns:w16cid="http://schemas.microsoft.com/office/word/2016/wordml/cid" xmlns:w16="http://schemas.microsoft.com/office/word/2018/wordml" xmlns:w16sdtdh="http://schemas.microsoft.com/office/word/2020/wordml/sdtdatahash" xmlns:w16se="http://schemas.microsoft.com/office/word/2015/wordml/symex" xmlns:wpg="http://schemas.microsoft.com/office/word/2010/wordprocessingGroup" xmlns:wpi="http://schemas.microsoft.com/office/word/2010/wordprocessingInk" xmlns:wne="http://schemas.microsoft.com/office/word/2006/wordml" xmlns:wps="http://schemas.microsoft.com/office/word/2010/wordprocessingShape" mc:Ignorable="w14 w15 w16se w16cid w16 w16cex w16sdtdh wp14">
+<w:ftr xmlns:wpc="http://schemas.microsoft.com/office/word/2010/wordprocessingCanvas" xmlns:cx="http://schemas.microsoft.com/office/drawing/2014/chartex" xmlns:cx1="http://schemas.microsoft.com/office/drawing/2015/9/8/chartex" xmlns:cx2="http://schemas.microsoft.com/office/drawing/2015/10/21/chartex" xmlns:cx3="http://schemas.microsoft.com/office/drawing/2016/5/9/chartex" xmlns:cx4="http://schemas.microsoft.com/office/drawing/2016/5/10/chartex" xmlns:cx5="http://schemas.microsoft.com/office/drawing/2016/5/11/chartex" xmlns:cx6="http://schemas.microsoft.com/office/drawing/2016/5/12/chartex" xmlns:cx7="http://schemas.microsoft.com/office/drawing/2016/5/13/chartex" xmlns:cx8="http://schemas.microsoft.com/office/drawing/2016/5/14/chartex" xmlns:mc="http://schemas.openxmlformats.org/markup-compatibility/2006" xmlns:aink="http://schemas.microsoft.com/office/drawing/2016/ink" xmlns:am3d="http://schemas.microsoft.com/office/drawing/2017/model3d" xmlns:o="urn:schemas-microsoft-com:office:office" xmlns:r="http://schemas.openxmlformats.org/officeDocument/2006/relationships" xmlns:m="http://schemas.openxmlformats.org/officeDocument/2006/math" xmlns:v="urn:schemas-microsoft-com:vml" xmlns:wp14="http://schemas.microsoft.com/office/word/2010/wordprocessingDrawing" xmlns:wp="http://schemas.openxmlformats.org/drawingml/2006/wordprocessingDrawing" xmlns:w10="urn:schemas-microsoft-com:office:word" xmlns:w="http://schemas.openxmlformats.org/wordprocessingml/2006/main" xmlns:w14="http://schemas.microsoft.com/office/word/2010/wordml" xmlns:w15="http://schemas.microsoft.com/office/word/2012/wordml" xmlns:w16cex="http://schemas.microsoft.com/office/word/2018/wordml/cex" xmlns:w16cid="http://schemas.microsoft.com/office/word/2016/wordml/cid" xmlns:w16="http://schemas.microsoft.com/office/word/2018/wordml" xmlns:w16se="http://schemas.microsoft.com/office/word/2015/wordml/symex" xmlns:wpg="http://schemas.microsoft.com/office/word/2010/wordprocessingGroup" xmlns:wpi="http://schemas.microsoft.com/office/word/2010/wordprocessingInk" xmlns:wne="http://schemas.microsoft.com/office/word/2006/wordml" xmlns:wps="http://schemas.microsoft.com/office/word/2010/wordprocessingShape" mc:Ignorable="w14 w15 w16se w16cid w16 w16cex wp14">
   <w:p>
     <w:pPr>
       <w:pStyle w:val="Footer"/>
+    </w:pPr>
+  </w:p>
+</w:ftr>
+</file>
+
+<file path=word/footer2.xml><?xml version="1.0" encoding="utf-8"?>
+<w:ftr xmlns:wpc="http://schemas.microsoft.com/office/word/2010/wordprocessingCanvas" xmlns:cx="http://schemas.microsoft.com/office/drawing/2014/chartex" xmlns:cx1="http://schemas.microsoft.com/office/drawing/2015/9/8/chartex" xmlns:cx2="http://schemas.microsoft.com/office/drawing/2015/10/21/chartex" xmlns:cx3="http://schemas.microsoft.com/office/drawing/2016/5/9/chartex" xmlns:cx4="http://schemas.microsoft.com/office/drawing/2016/5/10/chartex" xmlns:cx5="http://schemas.microsoft.com/office/drawing/2016/5/11/chartex" xmlns:cx6="http://schemas.microsoft.com/office/drawing/2016/5/12/chartex" xmlns:cx7="http://schemas.microsoft.com/office/drawing/2016/5/13/chartex" xmlns:cx8="http://schemas.microsoft.com/office/drawing/2016/5/14/chartex" xmlns:mc="http://schemas.openxmlformats.org/markup-compatibility/2006" xmlns:aink="http://schemas.microsoft.com/office/drawing/2016/ink" xmlns:am3d="http://schemas.microsoft.com/office/drawing/2017/model3d" xmlns:o="urn:schemas-microsoft-com:office:office" xmlns:r="http://schemas.openxmlformats.org/officeDocument/2006/relationships" xmlns:m="http://schemas.openxmlformats.org/officeDocument/2006/math" xmlns:v="urn:schemas-microsoft-com:vml" xmlns:wp14="http://schemas.microsoft.com/office/word/2010/wordprocessingDrawing" xmlns:wp="http://schemas.openxmlformats.org/drawingml/2006/wordprocessingDrawing" xmlns:w10="urn:schemas-microsoft-com:office:word" xmlns:w="http://schemas.openxmlformats.org/wordprocessingml/2006/main" xmlns:w14="http://schemas.microsoft.com/office/word/2010/wordml" xmlns:w15="http://schemas.microsoft.com/office/word/2012/wordml" xmlns:w16cex="http://schemas.microsoft.com/office/word/2018/wordml/cex" xmlns:w16cid="http://schemas.microsoft.com/office/word/2016/wordml/cid" xmlns:w16="http://schemas.microsoft.com/office/word/2018/wordml" xmlns:w16se="http://schemas.microsoft.com/office/word/2015/wordml/symex" xmlns:wpg="http://schemas.microsoft.com/office/word/2010/wordprocessingGroup" xmlns:wpi="http://schemas.microsoft.com/office/word/2010/wordprocessingInk" xmlns:wne="http://schemas.microsoft.com/office/word/2006/wordml" xmlns:wps="http://schemas.microsoft.com/office/word/2010/wordprocessingShape" mc:Ignorable="w14 w15 w16se w16cid w16 w16cex wp14">
+  <w:p>
+    <w:pPr>
       <w:pBdr>
-        <w:top w:val="none" w:sz="0" w:space="0" w:color="000000"/>
-        <w:left w:val="none" w:sz="0" w:space="0" w:color="000000"/>
-        <w:bottom w:val="single" w:sz="12" w:space="1" w:color="000000"/>
-        <w:right w:val="none" w:sz="0" w:space="0" w:color="000000"/>
+        <w:bottom w:val="single" w:sz="4" w:space="2" w:color="000000" w:shadow="1"/>
       </w:pBdr>
+      <w:tabs>
+        <w:tab w:val="center" w:pos="4986"/>
+        <w:tab w:val="right" w:pos="9972"/>
+      </w:tabs>
+      <w:rPr>
+        <w:rFonts w:eastAsia="Liberation Serif" w:cs="Liberation Serif"/>
+        <w:color w:val="000000"/>
+      </w:rPr>
     </w:pPr>
+  </w:p>
+  <w:p>
+    <w:pPr>
+      <w:pStyle w:val="Footer"/>
+      <w:rPr>
+        <w:rFonts w:asciiTheme="majorHAnsi" w:hAnsiTheme="majorHAnsi" w:cstheme="majorHAnsi"/>
+        <w:color w:val="808080" w:themeColor="background1" w:themeShade="80"/>
+        <w:szCs w:val="20"/>
+      </w:rPr>
+    </w:pPr>
+    <w:r>
+      <w:rPr>
+        <w:rFonts w:asciiTheme="majorHAnsi" w:hAnsiTheme="majorHAnsi" w:cstheme="majorHAnsi"/>
+        <w:b/>
+        <w:color w:val="F58220"/>
+        <w:szCs w:val="20"/>
+      </w:rPr>
+      <w:t xml:space="preserve">SC:  </w:t>
+    </w:r>
+    <w:r>
+      <w:rPr>
+        <w:rFonts w:asciiTheme="majorHAnsi" w:hAnsiTheme="majorHAnsi" w:cstheme="majorHAnsi"/>
+        <w:color w:val="808080" w:themeColor="background1" w:themeShade="80"/>
+        <w:szCs w:val="20"/>
+      </w:rPr>
+      <w:t>I can use Math class methods to perform calculation sand generate random numbers within a specified range</w:t>
+    </w:r>
+  </w:p>
+  <w:p>
+    <w:pPr>
+      <w:pStyle w:val="Footer"/>
+      <w:rPr>
+        <w:rFonts w:asciiTheme="majorHAnsi" w:hAnsiTheme="majorHAnsi" w:cstheme="majorHAnsi"/>
+        <w:szCs w:val="20"/>
+      </w:rPr>
+    </w:pPr>
+    <w:r>
+      <w:rPr>
+        <w:rFonts w:asciiTheme="majorHAnsi" w:hAnsiTheme="majorHAnsi" w:cstheme="majorHAnsi"/>
+        <w:bCs/>
+        <w:color w:val="808080"/>
+        <w:szCs w:val="20"/>
+      </w:rPr>
+      <w:t xml:space="preserve">© The </w:t>
+    </w:r>
+    <w:r>
+      <w:rPr>
+        <w:rFonts w:ascii="Cooper Black" w:hAnsi="Cooper Black" w:cstheme="majorHAnsi"/>
+        <w:b/>
+        <w:color w:val="00B050"/>
+        <w:szCs w:val="20"/>
+      </w:rPr>
+      <w:t>learn</w:t>
+    </w:r>
+    <w:r>
+      <w:rPr>
+        <w:rFonts w:asciiTheme="majorHAnsi" w:hAnsiTheme="majorHAnsi" w:cstheme="majorHAnsi"/>
+        <w:bCs/>
+        <w:color w:val="808080"/>
+        <w:szCs w:val="20"/>
+      </w:rPr>
+      <w:t xml:space="preserve"> Project</w:t>
+    </w:r>
+  </w:p>
+  <w:p>
+    <w:pPr>
+      <w:pStyle w:val="Footer"/>
+      <w:jc w:val="right"/>
+    </w:pPr>
+  </w:p>
+</w:ftr>
+</file>
+
+<file path=word/footer3.xml><?xml version="1.0" encoding="utf-8"?>
+<w:ftr xmlns:wpc="http://schemas.microsoft.com/office/word/2010/wordprocessingCanvas" xmlns:cx="http://schemas.microsoft.com/office/drawing/2014/chartex" xmlns:cx1="http://schemas.microsoft.com/office/drawing/2015/9/8/chartex" xmlns:cx2="http://schemas.microsoft.com/office/drawing/2015/10/21/chartex" xmlns:cx3="http://schemas.microsoft.com/office/drawing/2016/5/9/chartex" xmlns:cx4="http://schemas.microsoft.com/office/drawing/2016/5/10/chartex" xmlns:cx5="http://schemas.microsoft.com/office/drawing/2016/5/11/chartex" xmlns:cx6="http://schemas.microsoft.com/office/drawing/2016/5/12/chartex" xmlns:cx7="http://schemas.microsoft.com/office/drawing/2016/5/13/chartex" xmlns:cx8="http://schemas.microsoft.com/office/drawing/2016/5/14/chartex" xmlns:mc="http://schemas.openxmlformats.org/markup-compatibility/2006" xmlns:aink="http://schemas.microsoft.com/office/drawing/2016/ink" xmlns:am3d="http://schemas.microsoft.com/office/drawing/2017/model3d" xmlns:o="urn:schemas-microsoft-com:office:office" xmlns:r="http://schemas.openxmlformats.org/officeDocument/2006/relationships" xmlns:m="http://schemas.openxmlformats.org/officeDocument/2006/math" xmlns:v="urn:schemas-microsoft-com:vml" xmlns:wp14="http://schemas.microsoft.com/office/word/2010/wordprocessingDrawing" xmlns:wp="http://schemas.openxmlformats.org/drawingml/2006/wordprocessingDrawing" xmlns:w10="urn:schemas-microsoft-com:office:word" xmlns:w="http://schemas.openxmlformats.org/wordprocessingml/2006/main" xmlns:w14="http://schemas.microsoft.com/office/word/2010/wordml" xmlns:w15="http://schemas.microsoft.com/office/word/2012/wordml" xmlns:w16cex="http://schemas.microsoft.com/office/word/2018/wordml/cex" xmlns:w16cid="http://schemas.microsoft.com/office/word/2016/wordml/cid" xmlns:w16="http://schemas.microsoft.com/office/word/2018/wordml" xmlns:w16se="http://schemas.microsoft.com/office/word/2015/wordml/symex" xmlns:wpg="http://schemas.microsoft.com/office/word/2010/wordprocessingGroup" xmlns:wpi="http://schemas.microsoft.com/office/word/2010/wordprocessingInk" xmlns:wne="http://schemas.microsoft.com/office/word/2006/wordml" xmlns:wps="http://schemas.microsoft.com/office/word/2010/wordprocessingShape" mc:Ignorable="w14 w15 w16se w16cid w16 w16cex wp14">
+  <w:p>
+    <w:pPr>
+      <w:pBdr>
+        <w:bottom w:val="single" w:sz="4" w:space="2" w:color="000000" w:shadow="1"/>
+      </w:pBdr>
+      <w:tabs>
+        <w:tab w:val="center" w:pos="4986"/>
+        <w:tab w:val="right" w:pos="9972"/>
+      </w:tabs>
+      <w:rPr>
+        <w:rFonts w:eastAsia="Liberation Serif" w:cs="Liberation Serif"/>
+        <w:color w:val="000000"/>
+      </w:rPr>
+    </w:pPr>
+  </w:p>
+  <w:p>
+    <w:pPr>
+      <w:pStyle w:val="Footer"/>
+      <w:rPr>
+        <w:rFonts w:asciiTheme="majorHAnsi" w:hAnsiTheme="majorHAnsi" w:cstheme="majorHAnsi"/>
+        <w:color w:val="808080" w:themeColor="background1" w:themeShade="80"/>
+        <w:szCs w:val="20"/>
+      </w:rPr>
+    </w:pPr>
+    <w:r>
+      <w:rPr>
+        <w:rFonts w:asciiTheme="majorHAnsi" w:hAnsiTheme="majorHAnsi" w:cstheme="majorHAnsi"/>
+        <w:b/>
+        <w:color w:val="F58220"/>
+        <w:szCs w:val="20"/>
+      </w:rPr>
+      <w:t xml:space="preserve">SC:  </w:t>
+    </w:r>
+    <w:r>
+      <w:rPr>
+        <w:rFonts w:asciiTheme="majorHAnsi" w:hAnsiTheme="majorHAnsi" w:cstheme="majorHAnsi"/>
+        <w:color w:val="808080" w:themeColor="background1" w:themeShade="80"/>
+        <w:szCs w:val="20"/>
+      </w:rPr>
+      <w:t>I can use Math class methods to perform calculation sand generate random numbers within a specified range</w:t>
+    </w:r>
+  </w:p>
+  <w:p>
+    <w:pPr>
+      <w:pStyle w:val="Footer"/>
+      <w:rPr>
+        <w:rFonts w:asciiTheme="majorHAnsi" w:hAnsiTheme="majorHAnsi" w:cstheme="majorHAnsi"/>
+        <w:szCs w:val="20"/>
+      </w:rPr>
+    </w:pPr>
+    <w:r>
+      <w:rPr>
+        <w:rFonts w:asciiTheme="majorHAnsi" w:hAnsiTheme="majorHAnsi" w:cstheme="majorHAnsi"/>
+        <w:bCs/>
+        <w:color w:val="808080"/>
+        <w:szCs w:val="20"/>
+      </w:rPr>
+      <w:t xml:space="preserve">© The </w:t>
+    </w:r>
+    <w:r>
+      <w:rPr>
+        <w:rFonts w:ascii="Cooper Black" w:hAnsi="Cooper Black" w:cstheme="majorHAnsi"/>
+        <w:b/>
+        <w:color w:val="00B050"/>
+        <w:szCs w:val="20"/>
+      </w:rPr>
+      <w:t>learn</w:t>
+    </w:r>
+    <w:r>
+      <w:rPr>
+        <w:rFonts w:asciiTheme="majorHAnsi" w:hAnsiTheme="majorHAnsi" w:cstheme="majorHAnsi"/>
+        <w:bCs/>
+        <w:color w:val="808080"/>
+        <w:szCs w:val="20"/>
+      </w:rPr>
+      <w:t xml:space="preserve"> Project</w:t>
+    </w:r>
   </w:p>
   <w:p>
     <w:pPr>
       <w:pStyle w:val="Footer"/>
     </w:pPr>
   </w:p>
-  <w:p>
-    <w:pPr>
-      <w:pStyle w:val="Footer"/>
-      <w:jc w:val="right"/>
-    </w:pPr>
-    <w:r>
-      <w:t>Score __________/</w:t>
-    </w:r>
-    <w:r>
-      <w:t>20</w:t>
-    </w:r>
-  </w:p>
-</w:ftr>
-</file>
-
-<file path=word/footer2.xml><?xml version="1.0" encoding="utf-8"?>
-<w:ftr xmlns:wpc="http://schemas.microsoft.com/office/word/2010/wordprocessingCanvas" xmlns:cx="http://schemas.microsoft.com/office/drawing/2014/chartex" xmlns:cx1="http://schemas.microsoft.com/office/drawing/2015/9/8/chartex" xmlns:cx2="http://schemas.microsoft.com/office/drawing/2015/10/21/chartex" xmlns:cx3="http://schemas.microsoft.com/office/drawing/2016/5/9/chartex" xmlns:cx4="http://schemas.microsoft.com/office/drawing/2016/5/10/chartex" xmlns:cx5="http://schemas.microsoft.com/office/drawing/2016/5/11/chartex" xmlns:cx6="http://schemas.microsoft.com/office/drawing/2016/5/12/chartex" xmlns:cx7="http://schemas.microsoft.com/office/drawing/2016/5/13/chartex" xmlns:cx8="http://schemas.microsoft.com/office/drawing/2016/5/14/chartex" xmlns:mc="http://schemas.openxmlformats.org/markup-compatibility/2006" xmlns:aink="http://schemas.microsoft.com/office/drawing/2016/ink" xmlns:am3d="http://schemas.microsoft.com/office/drawing/2017/model3d" xmlns:o="urn:schemas-microsoft-com:office:office" xmlns:oel="http://schemas.microsoft.com/office/2019/extlst" xmlns:r="http://schemas.openxmlformats.org/officeDocument/2006/relationships" xmlns:m="http://schemas.openxmlformats.org/officeDocument/2006/math" xmlns:v="urn:schemas-microsoft-com:vml" xmlns:wp14="http://schemas.microsoft.com/office/word/2010/wordprocessingDrawing" xmlns:wp="http://schemas.openxmlformats.org/drawingml/2006/wordprocessingDrawing" xmlns:w10="urn:schemas-microsoft-com:office:word" xmlns:w="http://schemas.openxmlformats.org/wordprocessingml/2006/main" xmlns:w14="http://schemas.microsoft.com/office/word/2010/wordml" xmlns:w15="http://schemas.microsoft.com/office/word/2012/wordml" xmlns:w16cex="http://schemas.microsoft.com/office/word/2018/wordml/cex" xmlns:w16cid="http://schemas.microsoft.com/office/word/2016/wordml/cid" xmlns:w16="http://schemas.microsoft.com/office/word/2018/wordml" xmlns:w16sdtdh="http://schemas.microsoft.com/office/word/2020/wordml/sdtdatahash" xmlns:w16se="http://schemas.microsoft.com/office/word/2015/wordml/symex" xmlns:wpg="http://schemas.microsoft.com/office/word/2010/wordprocessingGroup" xmlns:wpi="http://schemas.microsoft.com/office/word/2010/wordprocessingInk" xmlns:wne="http://schemas.microsoft.com/office/word/2006/wordml" xmlns:wps="http://schemas.microsoft.com/office/word/2010/wordprocessingShape" mc:Ignorable="w14 w15 w16se w16cid w16 w16cex w16sdtdh wp14">
-  <w:p>
-    <w:pPr>
-      <w:pStyle w:val="Footer"/>
-      <w:pBdr>
-        <w:top w:val="none" w:sz="0" w:space="0" w:color="000000"/>
-        <w:left w:val="none" w:sz="0" w:space="0" w:color="000000"/>
-        <w:bottom w:val="single" w:sz="12" w:space="1" w:color="000000"/>
-        <w:right w:val="none" w:sz="0" w:space="0" w:color="000000"/>
-      </w:pBdr>
-    </w:pPr>
-  </w:p>
-  <w:p>
-    <w:pPr>
-      <w:pStyle w:val="Footer"/>
-    </w:pPr>
-    <w:r>
-      <w:t xml:space="preserve">© Pluska                                                                                                                                  </w:t>
-    </w:r>
-  </w:p>
-  <w:p>
-    <w:pPr>
-      <w:pStyle w:val="Footer"/>
-    </w:pPr>
-    <w:r>
-      <w:tab/>
-    </w:r>
-    <w:r>
-      <w:tab/>
-      <w:t xml:space="preserve"> __________/</w:t>
-    </w:r>
-    <w:r>
-      <w:t>20</w:t>
-    </w:r>
-  </w:p>
 </w:ftr>
 </file>
 
 <file path=word/footnotes.xml><?xml version="1.0" encoding="utf-8"?>
-<w:footnotes xmlns:wpc="http://schemas.microsoft.com/office/word/2010/wordprocessingCanvas" xmlns:cx="http://schemas.microsoft.com/office/drawing/2014/chartex" xmlns:cx1="http://schemas.microsoft.com/office/drawing/2015/9/8/chartex" xmlns:cx2="http://schemas.microsoft.com/office/drawing/2015/10/21/chartex" xmlns:cx3="http://schemas.microsoft.com/office/drawing/2016/5/9/chartex" xmlns:cx4="http://schemas.microsoft.com/office/drawing/2016/5/10/chartex" xmlns:cx5="http://schemas.microsoft.com/office/drawing/2016/5/11/chartex" xmlns:cx6="http://schemas.microsoft.com/office/drawing/2016/5/12/chartex" xmlns:cx7="http://schemas.microsoft.com/office/drawing/2016/5/13/chartex" xmlns:cx8="http://schemas.microsoft.com/office/drawing/2016/5/14/chartex" xmlns:mc="http://schemas.openxmlformats.org/markup-compatibility/2006" xmlns:aink="http://schemas.microsoft.com/office/drawing/2016/ink" xmlns:am3d="http://schemas.microsoft.com/office/drawing/2017/model3d" xmlns:o="urn:schemas-microsoft-com:office:office" xmlns:oel="http://schemas.microsoft.com/office/2019/extlst" xmlns:r="http://schemas.openxmlformats.org/officeDocument/2006/relationships" xmlns:m="http://schemas.openxmlformats.org/officeDocument/2006/math" xmlns:v="urn:schemas-microsoft-com:vml" xmlns:wp14="http://schemas.microsoft.com/office/word/2010/wordprocessingDrawing" xmlns:wp="http://schemas.openxmlformats.org/drawingml/2006/wordprocessingDrawing" xmlns:w10="urn:schemas-microsoft-com:office:word" xmlns:w="http://schemas.openxmlformats.org/wordprocessingml/2006/main" xmlns:w14="http://schemas.microsoft.com/office/word/2010/wordml" xmlns:w15="http://schemas.microsoft.com/office/word/2012/wordml" xmlns:w16cex="http://schemas.microsoft.com/office/word/2018/wordml/cex" xmlns:w16cid="http://schemas.microsoft.com/office/word/2016/wordml/cid" xmlns:w16="http://schemas.microsoft.com/office/word/2018/wordml" xmlns:w16sdtdh="http://schemas.microsoft.com/office/word/2020/wordml/sdtdatahash" xmlns:w16se="http://schemas.microsoft.com/office/word/2015/wordml/symex" xmlns:wpg="http://schemas.microsoft.com/office/word/2010/wordprocessingGroup" xmlns:wpi="http://schemas.microsoft.com/office/word/2010/wordprocessingInk" xmlns:wne="http://schemas.microsoft.com/office/word/2006/wordml" xmlns:wps="http://schemas.microsoft.com/office/word/2010/wordprocessingShape" mc:Ignorable="w14 w15 w16se w16cid w16 w16cex w16sdtdh wp14">
+<w:footnotes xmlns:wpc="http://schemas.microsoft.com/office/word/2010/wordprocessingCanvas" xmlns:cx="http://schemas.microsoft.com/office/drawing/2014/chartex" xmlns:cx1="http://schemas.microsoft.com/office/drawing/2015/9/8/chartex" xmlns:cx2="http://schemas.microsoft.com/office/drawing/2015/10/21/chartex" xmlns:cx3="http://schemas.microsoft.com/office/drawing/2016/5/9/chartex" xmlns:cx4="http://schemas.microsoft.com/office/drawing/2016/5/10/chartex" xmlns:cx5="http://schemas.microsoft.com/office/drawing/2016/5/11/chartex" xmlns:cx6="http://schemas.microsoft.com/office/drawing/2016/5/12/chartex" xmlns:cx7="http://schemas.microsoft.com/office/drawing/2016/5/13/chartex" xmlns:cx8="http://schemas.microsoft.com/office/drawing/2016/5/14/chartex" xmlns:mc="http://schemas.openxmlformats.org/markup-compatibility/2006" xmlns:aink="http://schemas.microsoft.com/office/drawing/2016/ink" xmlns:am3d="http://schemas.microsoft.com/office/drawing/2017/model3d" xmlns:o="urn:schemas-microsoft-com:office:office" xmlns:r="http://schemas.openxmlformats.org/officeDocument/2006/relationships" xmlns:m="http://schemas.openxmlformats.org/officeDocument/2006/math" xmlns:v="urn:schemas-microsoft-com:vml" xmlns:wp14="http://schemas.microsoft.com/office/word/2010/wordprocessingDrawing" xmlns:wp="http://schemas.openxmlformats.org/drawingml/2006/wordprocessingDrawing" xmlns:w10="urn:schemas-microsoft-com:office:word" xmlns:w="http://schemas.openxmlformats.org/wordprocessingml/2006/main" xmlns:w14="http://schemas.microsoft.com/office/word/2010/wordml" xmlns:w15="http://schemas.microsoft.com/office/word/2012/wordml" xmlns:w16cex="http://schemas.microsoft.com/office/word/2018/wordml/cex" xmlns:w16cid="http://schemas.microsoft.com/office/word/2016/wordml/cid" xmlns:w16="http://schemas.microsoft.com/office/word/2018/wordml" xmlns:w16se="http://schemas.microsoft.com/office/word/2015/wordml/symex" xmlns:wpg="http://schemas.microsoft.com/office/word/2010/wordprocessingGroup" xmlns:wpi="http://schemas.microsoft.com/office/word/2010/wordprocessingInk" xmlns:wne="http://schemas.microsoft.com/office/word/2006/wordml" xmlns:wps="http://schemas.microsoft.com/office/word/2010/wordprocessingShape" mc:Ignorable="w14 w15 w16se w16cid w16 w16cex wp14">
   <w:footnote w:type="separator" w:id="-1">
     <w:p>
       <w:r>
@@ -6711,16 +5908,39 @@
 </file>
 
 <file path=word/header1.xml><?xml version="1.0" encoding="utf-8"?>
-<w:hdr xmlns:wpc="http://schemas.microsoft.com/office/word/2010/wordprocessingCanvas" xmlns:cx="http://schemas.microsoft.com/office/drawing/2014/chartex" xmlns:cx1="http://schemas.microsoft.com/office/drawing/2015/9/8/chartex" xmlns:cx2="http://schemas.microsoft.com/office/drawing/2015/10/21/chartex" xmlns:cx3="http://schemas.microsoft.com/office/drawing/2016/5/9/chartex" xmlns:cx4="http://schemas.microsoft.com/office/drawing/2016/5/10/chartex" xmlns:cx5="http://schemas.microsoft.com/office/drawing/2016/5/11/chartex" xmlns:cx6="http://schemas.microsoft.com/office/drawing/2016/5/12/chartex" xmlns:cx7="http://schemas.microsoft.com/office/drawing/2016/5/13/chartex" xmlns:cx8="http://schemas.microsoft.com/office/drawing/2016/5/14/chartex" xmlns:mc="http://schemas.openxmlformats.org/markup-compatibility/2006" xmlns:aink="http://schemas.microsoft.com/office/drawing/2016/ink" xmlns:am3d="http://schemas.microsoft.com/office/drawing/2017/model3d" xmlns:o="urn:schemas-microsoft-com:office:office" xmlns:oel="http://schemas.microsoft.com/office/2019/extlst" xmlns:r="http://schemas.openxmlformats.org/officeDocument/2006/relationships" xmlns:m="http://schemas.openxmlformats.org/officeDocument/2006/math" xmlns:v="urn:schemas-microsoft-com:vml" xmlns:wp14="http://schemas.microsoft.com/office/word/2010/wordprocessingDrawing" xmlns:wp="http://schemas.openxmlformats.org/drawingml/2006/wordprocessingDrawing" xmlns:w10="urn:schemas-microsoft-com:office:word" xmlns:w="http://schemas.openxmlformats.org/wordprocessingml/2006/main" xmlns:w14="http://schemas.microsoft.com/office/word/2010/wordml" xmlns:w15="http://schemas.microsoft.com/office/word/2012/wordml" xmlns:w16cex="http://schemas.microsoft.com/office/word/2018/wordml/cex" xmlns:w16cid="http://schemas.microsoft.com/office/word/2016/wordml/cid" xmlns:w16="http://schemas.microsoft.com/office/word/2018/wordml" xmlns:w16sdtdh="http://schemas.microsoft.com/office/word/2020/wordml/sdtdatahash" xmlns:w16se="http://schemas.microsoft.com/office/word/2015/wordml/symex" xmlns:wpg="http://schemas.microsoft.com/office/word/2010/wordprocessingGroup" xmlns:wpi="http://schemas.microsoft.com/office/word/2010/wordprocessingInk" xmlns:wne="http://schemas.microsoft.com/office/word/2006/wordml" xmlns:wps="http://schemas.microsoft.com/office/word/2010/wordprocessingShape" mc:Ignorable="w14 w15 w16se w16cid w16 w16cex w16sdtdh wp14">
+<w:hdr xmlns:wpc="http://schemas.microsoft.com/office/word/2010/wordprocessingCanvas" xmlns:cx="http://schemas.microsoft.com/office/drawing/2014/chartex" xmlns:cx1="http://schemas.microsoft.com/office/drawing/2015/9/8/chartex" xmlns:cx2="http://schemas.microsoft.com/office/drawing/2015/10/21/chartex" xmlns:cx3="http://schemas.microsoft.com/office/drawing/2016/5/9/chartex" xmlns:cx4="http://schemas.microsoft.com/office/drawing/2016/5/10/chartex" xmlns:cx5="http://schemas.microsoft.com/office/drawing/2016/5/11/chartex" xmlns:cx6="http://schemas.microsoft.com/office/drawing/2016/5/12/chartex" xmlns:cx7="http://schemas.microsoft.com/office/drawing/2016/5/13/chartex" xmlns:cx8="http://schemas.microsoft.com/office/drawing/2016/5/14/chartex" xmlns:mc="http://schemas.openxmlformats.org/markup-compatibility/2006" xmlns:aink="http://schemas.microsoft.com/office/drawing/2016/ink" xmlns:am3d="http://schemas.microsoft.com/office/drawing/2017/model3d" xmlns:o="urn:schemas-microsoft-com:office:office" xmlns:r="http://schemas.openxmlformats.org/officeDocument/2006/relationships" xmlns:m="http://schemas.openxmlformats.org/officeDocument/2006/math" xmlns:v="urn:schemas-microsoft-com:vml" xmlns:wp14="http://schemas.microsoft.com/office/word/2010/wordprocessingDrawing" xmlns:wp="http://schemas.openxmlformats.org/drawingml/2006/wordprocessingDrawing" xmlns:w10="urn:schemas-microsoft-com:office:word" xmlns:w="http://schemas.openxmlformats.org/wordprocessingml/2006/main" xmlns:w14="http://schemas.microsoft.com/office/word/2010/wordml" xmlns:w15="http://schemas.microsoft.com/office/word/2012/wordml" xmlns:w16cex="http://schemas.microsoft.com/office/word/2018/wordml/cex" xmlns:w16cid="http://schemas.microsoft.com/office/word/2016/wordml/cid" xmlns:w16="http://schemas.microsoft.com/office/word/2018/wordml" xmlns:w16se="http://schemas.microsoft.com/office/word/2015/wordml/symex" xmlns:wpg="http://schemas.microsoft.com/office/word/2010/wordprocessingGroup" xmlns:wpi="http://schemas.microsoft.com/office/word/2010/wordprocessingInk" xmlns:wne="http://schemas.microsoft.com/office/word/2006/wordml" xmlns:wps="http://schemas.microsoft.com/office/word/2010/wordprocessingShape" mc:Ignorable="w14 w15 w16se w16cid w16 w16cex wp14">
+  <w:p>
+    <w:pPr>
+      <w:pStyle w:val="Header"/>
+    </w:pPr>
+  </w:p>
+</w:hdr>
+</file>
+
+<file path=word/header2.xml><?xml version="1.0" encoding="utf-8"?>
+<w:hdr xmlns:wpc="http://schemas.microsoft.com/office/word/2010/wordprocessingCanvas" xmlns:cx="http://schemas.microsoft.com/office/drawing/2014/chartex" xmlns:cx1="http://schemas.microsoft.com/office/drawing/2015/9/8/chartex" xmlns:cx2="http://schemas.microsoft.com/office/drawing/2015/10/21/chartex" xmlns:cx3="http://schemas.microsoft.com/office/drawing/2016/5/9/chartex" xmlns:cx4="http://schemas.microsoft.com/office/drawing/2016/5/10/chartex" xmlns:cx5="http://schemas.microsoft.com/office/drawing/2016/5/11/chartex" xmlns:cx6="http://schemas.microsoft.com/office/drawing/2016/5/12/chartex" xmlns:cx7="http://schemas.microsoft.com/office/drawing/2016/5/13/chartex" xmlns:cx8="http://schemas.microsoft.com/office/drawing/2016/5/14/chartex" xmlns:mc="http://schemas.openxmlformats.org/markup-compatibility/2006" xmlns:aink="http://schemas.microsoft.com/office/drawing/2016/ink" xmlns:am3d="http://schemas.microsoft.com/office/drawing/2017/model3d" xmlns:o="urn:schemas-microsoft-com:office:office" xmlns:r="http://schemas.openxmlformats.org/officeDocument/2006/relationships" xmlns:m="http://schemas.openxmlformats.org/officeDocument/2006/math" xmlns:v="urn:schemas-microsoft-com:vml" xmlns:wp14="http://schemas.microsoft.com/office/word/2010/wordprocessingDrawing" xmlns:wp="http://schemas.openxmlformats.org/drawingml/2006/wordprocessingDrawing" xmlns:w10="urn:schemas-microsoft-com:office:word" xmlns:w="http://schemas.openxmlformats.org/wordprocessingml/2006/main" xmlns:w14="http://schemas.microsoft.com/office/word/2010/wordml" xmlns:w15="http://schemas.microsoft.com/office/word/2012/wordml" xmlns:w16cex="http://schemas.microsoft.com/office/word/2018/wordml/cex" xmlns:w16cid="http://schemas.microsoft.com/office/word/2016/wordml/cid" xmlns:w16="http://schemas.microsoft.com/office/word/2018/wordml" xmlns:w16se="http://schemas.microsoft.com/office/word/2015/wordml/symex" xmlns:wpg="http://schemas.microsoft.com/office/word/2010/wordprocessingGroup" xmlns:wpi="http://schemas.microsoft.com/office/word/2010/wordprocessingInk" xmlns:wne="http://schemas.microsoft.com/office/word/2006/wordml" xmlns:wps="http://schemas.microsoft.com/office/word/2010/wordprocessingShape" mc:Ignorable="w14 w15 w16se w16cid w16 w16cex wp14">
+  <w:p>
+    <w:pPr>
+      <w:pStyle w:val="Header"/>
+    </w:pPr>
+  </w:p>
+</w:hdr>
+</file>
+
+<file path=word/header3.xml><?xml version="1.0" encoding="utf-8"?>
+<w:hdr xmlns:wpc="http://schemas.microsoft.com/office/word/2010/wordprocessingCanvas" xmlns:cx="http://schemas.microsoft.com/office/drawing/2014/chartex" xmlns:cx1="http://schemas.microsoft.com/office/drawing/2015/9/8/chartex" xmlns:cx2="http://schemas.microsoft.com/office/drawing/2015/10/21/chartex" xmlns:cx3="http://schemas.microsoft.com/office/drawing/2016/5/9/chartex" xmlns:cx4="http://schemas.microsoft.com/office/drawing/2016/5/10/chartex" xmlns:cx5="http://schemas.microsoft.com/office/drawing/2016/5/11/chartex" xmlns:cx6="http://schemas.microsoft.com/office/drawing/2016/5/12/chartex" xmlns:cx7="http://schemas.microsoft.com/office/drawing/2016/5/13/chartex" xmlns:cx8="http://schemas.microsoft.com/office/drawing/2016/5/14/chartex" xmlns:mc="http://schemas.openxmlformats.org/markup-compatibility/2006" xmlns:aink="http://schemas.microsoft.com/office/drawing/2016/ink" xmlns:am3d="http://schemas.microsoft.com/office/drawing/2017/model3d" xmlns:o="urn:schemas-microsoft-com:office:office" xmlns:r="http://schemas.openxmlformats.org/officeDocument/2006/relationships" xmlns:m="http://schemas.openxmlformats.org/officeDocument/2006/math" xmlns:v="urn:schemas-microsoft-com:vml" xmlns:wp14="http://schemas.microsoft.com/office/word/2010/wordprocessingDrawing" xmlns:wp="http://schemas.openxmlformats.org/drawingml/2006/wordprocessingDrawing" xmlns:w10="urn:schemas-microsoft-com:office:word" xmlns:w="http://schemas.openxmlformats.org/wordprocessingml/2006/main" xmlns:w14="http://schemas.microsoft.com/office/word/2010/wordml" xmlns:w15="http://schemas.microsoft.com/office/word/2012/wordml" xmlns:w16cex="http://schemas.microsoft.com/office/word/2018/wordml/cex" xmlns:w16cid="http://schemas.microsoft.com/office/word/2016/wordml/cid" xmlns:w16="http://schemas.microsoft.com/office/word/2018/wordml" xmlns:w16se="http://schemas.microsoft.com/office/word/2015/wordml/symex" xmlns:wpg="http://schemas.microsoft.com/office/word/2010/wordprocessingGroup" xmlns:wpi="http://schemas.microsoft.com/office/word/2010/wordprocessingInk" xmlns:wne="http://schemas.microsoft.com/office/word/2006/wordml" xmlns:wps="http://schemas.microsoft.com/office/word/2010/wordprocessingShape" mc:Ignorable="w14 w15 w16se w16cid w16 w16cex wp14">
   <w:p>
     <w:pPr>
       <w:pStyle w:val="Header"/>
     </w:pPr>
     <w:r>
-      <w:t>Exam Set</w:t>
+      <w:t xml:space="preserve">Skill Check </w:t>
     </w:r>
     <w:r>
-      <w:t xml:space="preserve"> 5E</w:t>
+      <w:t>5</w:t>
+    </w:r>
+    <w:r>
+      <w:t xml:space="preserve"> Review FRQ</w:t>
     </w:r>
   </w:p>
   <w:p>
@@ -6734,7 +5954,7 @@
       </w:pBdr>
     </w:pPr>
     <w:r>
-      <w:t xml:space="preserve">AP Computer Science A                                    </w:t>
+      <w:t xml:space="preserve">AP Computer Science A                                     </w:t>
     </w:r>
   </w:p>
   <w:p>
@@ -6771,7 +5991,7 @@
 </file>
 
 <file path=word/numbering.xml><?xml version="1.0" encoding="utf-8"?>
-<w:numbering xmlns:wpc="http://schemas.microsoft.com/office/word/2010/wordprocessingCanvas" xmlns:cx="http://schemas.microsoft.com/office/drawing/2014/chartex" xmlns:cx1="http://schemas.microsoft.com/office/drawing/2015/9/8/chartex" xmlns:cx2="http://schemas.microsoft.com/office/drawing/2015/10/21/chartex" xmlns:cx3="http://schemas.microsoft.com/office/drawing/2016/5/9/chartex" xmlns:cx4="http://schemas.microsoft.com/office/drawing/2016/5/10/chartex" xmlns:cx5="http://schemas.microsoft.com/office/drawing/2016/5/11/chartex" xmlns:cx6="http://schemas.microsoft.com/office/drawing/2016/5/12/chartex" xmlns:cx7="http://schemas.microsoft.com/office/drawing/2016/5/13/chartex" xmlns:cx8="http://schemas.microsoft.com/office/drawing/2016/5/14/chartex" xmlns:mc="http://schemas.openxmlformats.org/markup-compatibility/2006" xmlns:aink="http://schemas.microsoft.com/office/drawing/2016/ink" xmlns:am3d="http://schemas.microsoft.com/office/drawing/2017/model3d" xmlns:o="urn:schemas-microsoft-com:office:office" xmlns:oel="http://schemas.microsoft.com/office/2019/extlst" xmlns:r="http://schemas.openxmlformats.org/officeDocument/2006/relationships" xmlns:m="http://schemas.openxmlformats.org/officeDocument/2006/math" xmlns:v="urn:schemas-microsoft-com:vml" xmlns:wp14="http://schemas.microsoft.com/office/word/2010/wordprocessingDrawing" xmlns:wp="http://schemas.openxmlformats.org/drawingml/2006/wordprocessingDrawing" xmlns:w10="urn:schemas-microsoft-com:office:word" xmlns:w="http://schemas.openxmlformats.org/wordprocessingml/2006/main" xmlns:w14="http://schemas.microsoft.com/office/word/2010/wordml" xmlns:w15="http://schemas.microsoft.com/office/word/2012/wordml" xmlns:w16cex="http://schemas.microsoft.com/office/word/2018/wordml/cex" xmlns:w16cid="http://schemas.microsoft.com/office/word/2016/wordml/cid" xmlns:w16="http://schemas.microsoft.com/office/word/2018/wordml" xmlns:w16sdtdh="http://schemas.microsoft.com/office/word/2020/wordml/sdtdatahash" xmlns:w16se="http://schemas.microsoft.com/office/word/2015/wordml/symex" xmlns:wpg="http://schemas.microsoft.com/office/word/2010/wordprocessingGroup" xmlns:wpi="http://schemas.microsoft.com/office/word/2010/wordprocessingInk" xmlns:wne="http://schemas.microsoft.com/office/word/2006/wordml" xmlns:wps="http://schemas.microsoft.com/office/word/2010/wordprocessingShape" mc:Ignorable="w14 w15 w16se w16cid w16 w16cex w16sdtdh wp14">
+<w:numbering xmlns:wpc="http://schemas.microsoft.com/office/word/2010/wordprocessingCanvas" xmlns:cx="http://schemas.microsoft.com/office/drawing/2014/chartex" xmlns:cx1="http://schemas.microsoft.com/office/drawing/2015/9/8/chartex" xmlns:cx2="http://schemas.microsoft.com/office/drawing/2015/10/21/chartex" xmlns:cx3="http://schemas.microsoft.com/office/drawing/2016/5/9/chartex" xmlns:cx4="http://schemas.microsoft.com/office/drawing/2016/5/10/chartex" xmlns:cx5="http://schemas.microsoft.com/office/drawing/2016/5/11/chartex" xmlns:cx6="http://schemas.microsoft.com/office/drawing/2016/5/12/chartex" xmlns:cx7="http://schemas.microsoft.com/office/drawing/2016/5/13/chartex" xmlns:cx8="http://schemas.microsoft.com/office/drawing/2016/5/14/chartex" xmlns:mc="http://schemas.openxmlformats.org/markup-compatibility/2006" xmlns:aink="http://schemas.microsoft.com/office/drawing/2016/ink" xmlns:am3d="http://schemas.microsoft.com/office/drawing/2017/model3d" xmlns:o="urn:schemas-microsoft-com:office:office" xmlns:r="http://schemas.openxmlformats.org/officeDocument/2006/relationships" xmlns:m="http://schemas.openxmlformats.org/officeDocument/2006/math" xmlns:v="urn:schemas-microsoft-com:vml" xmlns:wp14="http://schemas.microsoft.com/office/word/2010/wordprocessingDrawing" xmlns:wp="http://schemas.openxmlformats.org/drawingml/2006/wordprocessingDrawing" xmlns:w10="urn:schemas-microsoft-com:office:word" xmlns:w="http://schemas.openxmlformats.org/wordprocessingml/2006/main" xmlns:w14="http://schemas.microsoft.com/office/word/2010/wordml" xmlns:w15="http://schemas.microsoft.com/office/word/2012/wordml" xmlns:w16cex="http://schemas.microsoft.com/office/word/2018/wordml/cex" xmlns:w16cid="http://schemas.microsoft.com/office/word/2016/wordml/cid" xmlns:w16="http://schemas.microsoft.com/office/word/2018/wordml" xmlns:w16se="http://schemas.microsoft.com/office/word/2015/wordml/symex" xmlns:wpg="http://schemas.microsoft.com/office/word/2010/wordprocessingGroup" xmlns:wpi="http://schemas.microsoft.com/office/word/2010/wordprocessingInk" xmlns:wne="http://schemas.microsoft.com/office/word/2006/wordml" xmlns:wps="http://schemas.microsoft.com/office/word/2010/wordprocessingShape" mc:Ignorable="w14 w15 w16se w16cid w16 w16cex wp14">
   <w:abstractNum w:abstractNumId="0" w15:restartNumberingAfterBreak="0">
     <w:nsid w:val="00000001"/>
     <w:multiLevelType w:val="multilevel"/>
@@ -7189,29 +6409,29 @@
       </w:pPr>
     </w:lvl>
   </w:abstractNum>
-  <w:num w:numId="1" w16cid:durableId="1195272970">
+  <w:num w:numId="1">
     <w:abstractNumId w:val="0"/>
   </w:num>
-  <w:num w:numId="2" w16cid:durableId="462574483">
+  <w:num w:numId="2">
     <w:abstractNumId w:val="1"/>
   </w:num>
-  <w:num w:numId="3" w16cid:durableId="798036366">
+  <w:num w:numId="3">
     <w:abstractNumId w:val="2"/>
   </w:num>
-  <w:num w:numId="4" w16cid:durableId="809441198">
+  <w:num w:numId="4">
     <w:abstractNumId w:val="3"/>
   </w:num>
-  <w:num w:numId="5" w16cid:durableId="349573577">
+  <w:num w:numId="5">
     <w:abstractNumId w:val="4"/>
   </w:num>
-  <w:num w:numId="6" w16cid:durableId="1742286756">
+  <w:num w:numId="6">
     <w:abstractNumId w:val="5"/>
   </w:num>
 </w:numbering>
 </file>
 
 <file path=word/styles.xml><?xml version="1.0" encoding="utf-8"?>
-<w:styles xmlns:mc="http://schemas.openxmlformats.org/markup-compatibility/2006" xmlns:r="http://schemas.openxmlformats.org/officeDocument/2006/relationships" xmlns:w="http://schemas.openxmlformats.org/wordprocessingml/2006/main" xmlns:w14="http://schemas.microsoft.com/office/word/2010/wordml" xmlns:w15="http://schemas.microsoft.com/office/word/2012/wordml" xmlns:w16cex="http://schemas.microsoft.com/office/word/2018/wordml/cex" xmlns:w16cid="http://schemas.microsoft.com/office/word/2016/wordml/cid" xmlns:w16="http://schemas.microsoft.com/office/word/2018/wordml" xmlns:w16sdtdh="http://schemas.microsoft.com/office/word/2020/wordml/sdtdatahash" xmlns:w16se="http://schemas.microsoft.com/office/word/2015/wordml/symex" mc:Ignorable="w14 w15 w16se w16cid w16 w16cex w16sdtdh">
+<w:styles xmlns:mc="http://schemas.openxmlformats.org/markup-compatibility/2006" xmlns:r="http://schemas.openxmlformats.org/officeDocument/2006/relationships" xmlns:w="http://schemas.openxmlformats.org/wordprocessingml/2006/main" xmlns:w14="http://schemas.microsoft.com/office/word/2010/wordml" xmlns:w15="http://schemas.microsoft.com/office/word/2012/wordml" xmlns:w16cex="http://schemas.microsoft.com/office/word/2018/wordml/cex" xmlns:w16cid="http://schemas.microsoft.com/office/word/2016/wordml/cid" xmlns:w16="http://schemas.microsoft.com/office/word/2018/wordml" xmlns:w16se="http://schemas.microsoft.com/office/word/2015/wordml/symex" mc:Ignorable="w14 w15 w16se w16cid w16 w16cex">
   <w:docDefaults>
     <w:rPrDefault>
       <w:rPr>
@@ -7613,6 +6833,7 @@
   <w:style w:type="character" w:default="1" w:styleId="DefaultParagraphFont">
     <w:name w:val="Default Paragraph Font"/>
     <w:uiPriority w:val="1"/>
+    <w:semiHidden/>
     <w:unhideWhenUsed/>
   </w:style>
   <w:style w:type="table" w:default="1" w:styleId="TableNormal">
@@ -7986,6 +7207,7 @@
   <w:style w:type="paragraph" w:styleId="Header">
     <w:name w:val="header"/>
     <w:basedOn w:val="Normal"/>
+    <w:link w:val="HeaderChar"/>
     <w:pPr>
       <w:tabs>
         <w:tab w:val="center" w:pos="4320"/>
@@ -7996,6 +7218,7 @@
   <w:style w:type="paragraph" w:styleId="Footer">
     <w:name w:val="footer"/>
     <w:basedOn w:val="Normal"/>
+    <w:link w:val="FooterChar"/>
     <w:pPr>
       <w:tabs>
         <w:tab w:val="center" w:pos="4320"/>
@@ -8076,6 +7299,26 @@
     <w:rPr>
       <w:color w:val="605E5C"/>
       <w:shd w:val="clear" w:color="auto" w:fill="E1DFDD"/>
+    </w:rPr>
+  </w:style>
+  <w:style w:type="character" w:customStyle="1" w:styleId="FooterChar">
+    <w:name w:val="Footer Char"/>
+    <w:basedOn w:val="DefaultParagraphFont"/>
+    <w:link w:val="Footer"/>
+    <w:rsid w:val="009E2A73"/>
+    <w:rPr>
+      <w:szCs w:val="24"/>
+      <w:lang w:eastAsia="zh-CN" w:bidi="hi-IN"/>
+    </w:rPr>
+  </w:style>
+  <w:style w:type="character" w:customStyle="1" w:styleId="HeaderChar">
+    <w:name w:val="Header Char"/>
+    <w:basedOn w:val="DefaultParagraphFont"/>
+    <w:link w:val="Header"/>
+    <w:rsid w:val="009E2A73"/>
+    <w:rPr>
+      <w:szCs w:val="24"/>
+      <w:lang w:eastAsia="zh-CN" w:bidi="hi-IN"/>
     </w:rPr>
   </w:style>
 </w:styles>
